--- a/Phiếu phân công nhiệm vụ 2.docx
+++ b/Phiếu phân công nhiệm vụ 2.docx
@@ -342,16 +342,19 @@
         <w:tblLook w:val="04A0" w:firstRow="1" w:lastRow="0" w:firstColumn="1" w:lastColumn="0" w:noHBand="0" w:noVBand="1"/>
       </w:tblPr>
       <w:tblGrid>
-        <w:gridCol w:w="809"/>
-        <w:gridCol w:w="1438"/>
-        <w:gridCol w:w="4514"/>
-        <w:gridCol w:w="4423"/>
-        <w:gridCol w:w="3092"/>
+        <w:gridCol w:w="811"/>
+        <w:gridCol w:w="1410"/>
+        <w:gridCol w:w="4446"/>
+        <w:gridCol w:w="4271"/>
+        <w:gridCol w:w="3338"/>
       </w:tblGrid>
       <w:tr>
-        <w:tc>
-          <w:tcPr>
-            <w:tcW w:w="283" w:type="pct"/>
+        <w:trPr>
+          <w:trHeight w:val="814"/>
+        </w:trPr>
+        <w:tc>
+          <w:tcPr>
+            <w:tcW w:w="284" w:type="pct"/>
             <w:vAlign w:val="center"/>
             <w:hideMark/>
           </w:tcPr>
@@ -376,7 +379,7 @@
         </w:tc>
         <w:tc>
           <w:tcPr>
-            <w:tcW w:w="504" w:type="pct"/>
+            <w:tcW w:w="494" w:type="pct"/>
             <w:vAlign w:val="center"/>
             <w:hideMark/>
           </w:tcPr>
@@ -401,7 +404,7 @@
         </w:tc>
         <w:tc>
           <w:tcPr>
-            <w:tcW w:w="1581" w:type="pct"/>
+            <w:tcW w:w="1557" w:type="pct"/>
             <w:vAlign w:val="center"/>
             <w:hideMark/>
           </w:tcPr>
@@ -426,7 +429,7 @@
         </w:tc>
         <w:tc>
           <w:tcPr>
-            <w:tcW w:w="1549" w:type="pct"/>
+            <w:tcW w:w="1496" w:type="pct"/>
             <w:vAlign w:val="center"/>
             <w:hideMark/>
           </w:tcPr>
@@ -451,7 +454,7 @@
         </w:tc>
         <w:tc>
           <w:tcPr>
-            <w:tcW w:w="1083" w:type="pct"/>
+            <w:tcW w:w="1169" w:type="pct"/>
             <w:vAlign w:val="center"/>
             <w:hideMark/>
           </w:tcPr>
@@ -476,9 +479,12 @@
         </w:tc>
       </w:tr>
       <w:tr>
-        <w:tc>
-          <w:tcPr>
-            <w:tcW w:w="283" w:type="pct"/>
+        <w:trPr>
+          <w:trHeight w:val="1110"/>
+        </w:trPr>
+        <w:tc>
+          <w:tcPr>
+            <w:tcW w:w="284" w:type="pct"/>
             <w:vMerge w:val="restart"/>
             <w:vAlign w:val="center"/>
             <w:hideMark/>
@@ -486,7 +492,6 @@
           <w:p>
             <w:pPr>
               <w:spacing w:before="60" w:after="60" w:line="26" w:lineRule="atLeast"/>
-              <w:jc w:val="center"/>
               <w:rPr>
                 <w:lang w:val="vi-VN"/>
               </w:rPr>
@@ -501,7 +506,7 @@
         </w:tc>
         <w:tc>
           <w:tcPr>
-            <w:tcW w:w="504" w:type="pct"/>
+            <w:tcW w:w="494" w:type="pct"/>
             <w:vAlign w:val="center"/>
             <w:hideMark/>
           </w:tcPr>
@@ -522,86 +527,91 @@
         </w:tc>
         <w:tc>
           <w:tcPr>
-            <w:tcW w:w="1581" w:type="pct"/>
-            <w:vAlign w:val="center"/>
-            <w:hideMark/>
-          </w:tcPr>
-          <w:p>
-            <w:pPr>
-              <w:spacing w:before="60" w:after="60" w:line="26" w:lineRule="atLeast"/>
-              <w:jc w:val="both"/>
-              <w:rPr>
-                <w:lang w:val="vi-VN"/>
-              </w:rPr>
-            </w:pPr>
-            <w:r>
-              <w:rPr>
-                <w:lang w:val="vi-VN"/>
-              </w:rPr>
-              <w:t>Phân công nhiệm vụ cho các thành viên, xây dựng cấu trúc báo cáo, hoàn thiện các phiếu báo cáo</w:t>
-            </w:r>
-          </w:p>
-        </w:tc>
-        <w:tc>
-          <w:tcPr>
-            <w:tcW w:w="1549" w:type="pct"/>
-            <w:hideMark/>
-          </w:tcPr>
-          <w:p>
-            <w:pPr>
-              <w:spacing w:before="60" w:after="60" w:line="26" w:lineRule="atLeast"/>
-              <w:rPr>
-                <w:lang w:val="vi-VN"/>
-              </w:rPr>
-            </w:pPr>
-            <w:r>
-              <w:rPr>
-                <w:lang w:val="vi-VN"/>
-              </w:rPr>
-              <w:t>Hoàn thành phân chia nhiệm vụ, thống nhất cấu trúc báo cáo và hoàn thiện các biểu mẫu cần thiết</w:t>
-            </w:r>
-          </w:p>
-        </w:tc>
-        <w:tc>
-          <w:tcPr>
-            <w:tcW w:w="1083" w:type="pct"/>
-            <w:hideMark/>
-          </w:tcPr>
-          <w:p>
-            <w:pPr>
-              <w:spacing w:before="60" w:after="60" w:line="26" w:lineRule="atLeast"/>
-              <w:rPr>
-                <w:lang w:val="vi-VN"/>
-              </w:rPr>
-            </w:pPr>
-            <w:r>
-              <w:rPr>
-                <w:lang w:val="vi-VN"/>
-              </w:rPr>
-              <w:t>Đề nghị giảng viên góp ý về cấu trúc tổng thể của báo cáo</w:t>
+            <w:tcW w:w="1557" w:type="pct"/>
+            <w:vAlign w:val="center"/>
+            <w:hideMark/>
+          </w:tcPr>
+          <w:p>
+            <w:pPr>
+              <w:spacing w:before="60" w:after="60" w:line="26" w:lineRule="atLeast"/>
+              <w:rPr>
+                <w:lang w:val="vi-VN"/>
+              </w:rPr>
+            </w:pPr>
+            <w:r>
+              <w:rPr>
+                <w:lang w:val="vi-VN"/>
+              </w:rPr>
+              <w:t>Phân công nhiệm vụ cho các thành viên trong nhóm, xây dựng cấu trúc báo cáo, hoàn thiện các phiếu báo cáo</w:t>
+            </w:r>
+          </w:p>
+        </w:tc>
+        <w:tc>
+          <w:tcPr>
+            <w:tcW w:w="1496" w:type="pct"/>
+            <w:vAlign w:val="center"/>
+            <w:hideMark/>
+          </w:tcPr>
+          <w:p>
+            <w:pPr>
+              <w:spacing w:before="60" w:after="60" w:line="26" w:lineRule="atLeast"/>
+            </w:pPr>
+            <w:r>
+              <w:rPr>
+                <w:lang w:val="vi-VN"/>
+              </w:rPr>
+              <w:t>Hoàn thành phân công nhiệm vụ, xây dựng được cấu trúc tổng thể của báo cáo và các biểu mẫu cần thiết</w:t>
+            </w:r>
+            <w:r>
+              <w:t xml:space="preserve"> (100%)</w:t>
+            </w:r>
+          </w:p>
+        </w:tc>
+        <w:tc>
+          <w:tcPr>
+            <w:tcW w:w="1169" w:type="pct"/>
+            <w:vAlign w:val="center"/>
+            <w:hideMark/>
+          </w:tcPr>
+          <w:p>
+            <w:pPr>
+              <w:spacing w:before="60" w:after="60" w:line="26" w:lineRule="atLeast"/>
+              <w:rPr>
+                <w:lang w:val="vi-VN"/>
+              </w:rPr>
+            </w:pPr>
+            <w:r>
+              <w:rPr>
+                <w:lang w:val="vi-VN"/>
+              </w:rPr>
+              <w:t>Đề nghị giảng viên góp ý thêm về bố cục và nội dung tổng quan của báo cáo</w:t>
             </w:r>
           </w:p>
         </w:tc>
       </w:tr>
       <w:tr>
-        <w:tc>
-          <w:tcPr>
-            <w:tcW w:w="283" w:type="pct"/>
+        <w:trPr>
+          <w:trHeight w:val="842"/>
+        </w:trPr>
+        <w:tc>
+          <w:tcPr>
+            <w:tcW w:w="284" w:type="pct"/>
             <w:vMerge/>
-            <w:hideMark/>
-          </w:tcPr>
-          <w:p>
-            <w:pPr>
-              <w:spacing w:before="60" w:after="60" w:line="26" w:lineRule="atLeast"/>
-              <w:rPr>
-                <w:lang w:val="vi-VN"/>
-              </w:rPr>
-            </w:pPr>
-          </w:p>
-        </w:tc>
-        <w:tc>
-          <w:tcPr>
-            <w:tcW w:w="504" w:type="pct"/>
+            <w:vAlign w:val="center"/>
+            <w:hideMark/>
+          </w:tcPr>
+          <w:p>
+            <w:pPr>
+              <w:spacing w:before="60" w:after="60" w:line="26" w:lineRule="atLeast"/>
+              <w:rPr>
+                <w:lang w:val="vi-VN"/>
+              </w:rPr>
+            </w:pPr>
+          </w:p>
+        </w:tc>
+        <w:tc>
+          <w:tcPr>
+            <w:tcW w:w="494" w:type="pct"/>
             <w:vAlign w:val="center"/>
             <w:hideMark/>
           </w:tcPr>
@@ -622,51 +632,50 @@
         </w:tc>
         <w:tc>
           <w:tcPr>
-            <w:tcW w:w="1581" w:type="pct"/>
-            <w:vAlign w:val="center"/>
-            <w:hideMark/>
-          </w:tcPr>
-          <w:p>
-            <w:pPr>
-              <w:spacing w:before="60" w:after="60" w:line="26" w:lineRule="atLeast"/>
-              <w:jc w:val="both"/>
-              <w:rPr>
-                <w:lang w:val="vi-VN"/>
-              </w:rPr>
-            </w:pPr>
-            <w:r>
-              <w:rPr>
-                <w:rFonts w:asciiTheme="majorHAnsi" w:eastAsia="Times New Roman" w:hAnsiTheme="majorHAnsi" w:cstheme="majorHAnsi"/>
-                <w:szCs w:val="26"/>
-                <w:lang w:val="vi-VN" w:eastAsia="vi-VN"/>
-              </w:rPr>
-              <w:t>Hoàn thiện phần: Lời nói đầu trong cấu trúc báo cáo đã được xây dựng</w:t>
-            </w:r>
-          </w:p>
-        </w:tc>
-        <w:tc>
-          <w:tcPr>
-            <w:tcW w:w="1549" w:type="pct"/>
-            <w:hideMark/>
-          </w:tcPr>
-          <w:p>
-            <w:pPr>
-              <w:spacing w:before="60" w:after="60" w:line="26" w:lineRule="atLeast"/>
-              <w:rPr>
-                <w:lang w:val="vi-VN"/>
-              </w:rPr>
-            </w:pPr>
-            <w:r>
-              <w:rPr>
-                <w:lang w:val="vi-VN"/>
-              </w:rPr>
-              <w:t>Hoàn thành nội dung lời nói đầu đúng yêu cầu</w:t>
-            </w:r>
-          </w:p>
-        </w:tc>
-        <w:tc>
-          <w:tcPr>
-            <w:tcW w:w="1083" w:type="pct"/>
+            <w:tcW w:w="1557" w:type="pct"/>
+            <w:vAlign w:val="center"/>
+            <w:hideMark/>
+          </w:tcPr>
+          <w:p>
+            <w:pPr>
+              <w:spacing w:before="60" w:after="60" w:line="26" w:lineRule="atLeast"/>
+              <w:rPr>
+                <w:lang w:val="vi-VN"/>
+              </w:rPr>
+            </w:pPr>
+            <w:r>
+              <w:rPr>
+                <w:lang w:val="vi-VN"/>
+              </w:rPr>
+              <w:t>Hoàn thiện phần lời nói đầu trong cấu trúc báo cáo đã xây dựng</w:t>
+            </w:r>
+          </w:p>
+        </w:tc>
+        <w:tc>
+          <w:tcPr>
+            <w:tcW w:w="1496" w:type="pct"/>
+            <w:vAlign w:val="center"/>
+            <w:hideMark/>
+          </w:tcPr>
+          <w:p>
+            <w:pPr>
+              <w:spacing w:before="60" w:after="60" w:line="26" w:lineRule="atLeast"/>
+            </w:pPr>
+            <w:r>
+              <w:rPr>
+                <w:lang w:val="vi-VN"/>
+              </w:rPr>
+              <w:t>Hoàn thiện phần lời nói đầu đúng nội dung và yêu cầu</w:t>
+            </w:r>
+            <w:r>
+              <w:t>(100%)</w:t>
+            </w:r>
+          </w:p>
+        </w:tc>
+        <w:tc>
+          <w:tcPr>
+            <w:tcW w:w="1169" w:type="pct"/>
+            <w:vAlign w:val="center"/>
             <w:hideMark/>
           </w:tcPr>
           <w:p>
@@ -688,22 +697,23 @@
       <w:tr>
         <w:tc>
           <w:tcPr>
-            <w:tcW w:w="283" w:type="pct"/>
+            <w:tcW w:w="284" w:type="pct"/>
             <w:vMerge/>
-            <w:hideMark/>
-          </w:tcPr>
-          <w:p>
-            <w:pPr>
-              <w:spacing w:before="60" w:after="60" w:line="26" w:lineRule="atLeast"/>
-              <w:rPr>
-                <w:lang w:val="vi-VN"/>
-              </w:rPr>
-            </w:pPr>
-          </w:p>
-        </w:tc>
-        <w:tc>
-          <w:tcPr>
-            <w:tcW w:w="504" w:type="pct"/>
+            <w:vAlign w:val="center"/>
+            <w:hideMark/>
+          </w:tcPr>
+          <w:p>
+            <w:pPr>
+              <w:spacing w:before="60" w:after="60" w:line="26" w:lineRule="atLeast"/>
+              <w:rPr>
+                <w:lang w:val="vi-VN"/>
+              </w:rPr>
+            </w:pPr>
+          </w:p>
+        </w:tc>
+        <w:tc>
+          <w:tcPr>
+            <w:tcW w:w="494" w:type="pct"/>
             <w:vAlign w:val="center"/>
             <w:hideMark/>
           </w:tcPr>
@@ -724,51 +734,50 @@
         </w:tc>
         <w:tc>
           <w:tcPr>
-            <w:tcW w:w="1581" w:type="pct"/>
-            <w:vAlign w:val="center"/>
-            <w:hideMark/>
-          </w:tcPr>
-          <w:p>
-            <w:pPr>
-              <w:spacing w:before="60" w:after="60" w:line="26" w:lineRule="atLeast"/>
-              <w:jc w:val="both"/>
-              <w:rPr>
-                <w:lang w:val="vi-VN"/>
-              </w:rPr>
-            </w:pPr>
-            <w:r>
-              <w:rPr>
-                <w:rFonts w:asciiTheme="majorHAnsi" w:eastAsia="Times New Roman" w:hAnsiTheme="majorHAnsi" w:cstheme="majorHAnsi"/>
-                <w:szCs w:val="26"/>
-                <w:lang w:val="vi-VN" w:eastAsia="vi-VN"/>
-              </w:rPr>
-              <w:t>Hoàn thiện phần: 1.1 và 1.2 của chương 1 theo cấu trúc báo cáo đã được xây dựng.</w:t>
-            </w:r>
-          </w:p>
-        </w:tc>
-        <w:tc>
-          <w:tcPr>
-            <w:tcW w:w="1549" w:type="pct"/>
-            <w:hideMark/>
-          </w:tcPr>
-          <w:p>
-            <w:pPr>
-              <w:spacing w:before="60" w:after="60" w:line="26" w:lineRule="atLeast"/>
-              <w:rPr>
-                <w:lang w:val="vi-VN"/>
-              </w:rPr>
-            </w:pPr>
-            <w:r>
-              <w:rPr>
-                <w:lang w:val="vi-VN"/>
-              </w:rPr>
-              <w:t>Hoàn thành nội dung cơ sở lý thuyết và tổng quan đề tài</w:t>
-            </w:r>
-          </w:p>
-        </w:tc>
-        <w:tc>
-          <w:tcPr>
-            <w:tcW w:w="1083" w:type="pct"/>
+            <w:tcW w:w="1557" w:type="pct"/>
+            <w:vAlign w:val="center"/>
+            <w:hideMark/>
+          </w:tcPr>
+          <w:p>
+            <w:pPr>
+              <w:spacing w:before="60" w:after="60" w:line="26" w:lineRule="atLeast"/>
+              <w:rPr>
+                <w:lang w:val="vi-VN"/>
+              </w:rPr>
+            </w:pPr>
+            <w:r>
+              <w:rPr>
+                <w:lang w:val="vi-VN"/>
+              </w:rPr>
+              <w:t>Hoàn thiện phần 1.1 và 1.2 của chương 1</w:t>
+            </w:r>
+          </w:p>
+        </w:tc>
+        <w:tc>
+          <w:tcPr>
+            <w:tcW w:w="1496" w:type="pct"/>
+            <w:vAlign w:val="center"/>
+            <w:hideMark/>
+          </w:tcPr>
+          <w:p>
+            <w:pPr>
+              <w:spacing w:before="60" w:after="60" w:line="26" w:lineRule="atLeast"/>
+            </w:pPr>
+            <w:r>
+              <w:rPr>
+                <w:lang w:val="vi-VN"/>
+              </w:rPr>
+              <w:t>Hoàn thiện phần tổng quan và cơ sở lý thuyết của đề tài</w:t>
+            </w:r>
+            <w:r>
+              <w:t>(100%)</w:t>
+            </w:r>
+          </w:p>
+        </w:tc>
+        <w:tc>
+          <w:tcPr>
+            <w:tcW w:w="1169" w:type="pct"/>
+            <w:vAlign w:val="center"/>
             <w:hideMark/>
           </w:tcPr>
           <w:p>
@@ -790,22 +799,23 @@
       <w:tr>
         <w:tc>
           <w:tcPr>
-            <w:tcW w:w="283" w:type="pct"/>
+            <w:tcW w:w="284" w:type="pct"/>
             <w:vMerge/>
-            <w:hideMark/>
-          </w:tcPr>
-          <w:p>
-            <w:pPr>
-              <w:spacing w:before="60" w:after="60" w:line="26" w:lineRule="atLeast"/>
-              <w:rPr>
-                <w:lang w:val="vi-VN"/>
-              </w:rPr>
-            </w:pPr>
-          </w:p>
-        </w:tc>
-        <w:tc>
-          <w:tcPr>
-            <w:tcW w:w="504" w:type="pct"/>
+            <w:vAlign w:val="center"/>
+            <w:hideMark/>
+          </w:tcPr>
+          <w:p>
+            <w:pPr>
+              <w:spacing w:before="60" w:after="60" w:line="26" w:lineRule="atLeast"/>
+              <w:rPr>
+                <w:lang w:val="vi-VN"/>
+              </w:rPr>
+            </w:pPr>
+          </w:p>
+        </w:tc>
+        <w:tc>
+          <w:tcPr>
+            <w:tcW w:w="494" w:type="pct"/>
             <w:vAlign w:val="center"/>
             <w:hideMark/>
           </w:tcPr>
@@ -826,65 +836,64 @@
         </w:tc>
         <w:tc>
           <w:tcPr>
-            <w:tcW w:w="1581" w:type="pct"/>
-            <w:vAlign w:val="center"/>
-            <w:hideMark/>
-          </w:tcPr>
-          <w:p>
-            <w:pPr>
-              <w:spacing w:before="60" w:after="60" w:line="26" w:lineRule="atLeast"/>
-              <w:jc w:val="both"/>
-              <w:rPr>
-                <w:lang w:val="vi-VN"/>
-              </w:rPr>
-            </w:pPr>
-            <w:r>
-              <w:rPr>
-                <w:rFonts w:asciiTheme="majorHAnsi" w:eastAsia="Times New Roman" w:hAnsiTheme="majorHAnsi" w:cstheme="majorHAnsi"/>
-                <w:szCs w:val="26"/>
-                <w:lang w:val="vi-VN" w:eastAsia="vi-VN"/>
-              </w:rPr>
-              <w:t>Hoàn thiện phần: 1.3 và 1.4 của chương 1 theo cấu trúc báo cáo đã được xây dựng.</w:t>
-            </w:r>
-          </w:p>
-        </w:tc>
-        <w:tc>
-          <w:tcPr>
-            <w:tcW w:w="1549" w:type="pct"/>
-            <w:hideMark/>
-          </w:tcPr>
-          <w:p>
-            <w:pPr>
-              <w:spacing w:before="60" w:after="60" w:line="26" w:lineRule="atLeast"/>
-              <w:rPr>
-                <w:lang w:val="vi-VN"/>
-              </w:rPr>
-            </w:pPr>
-            <w:r>
-              <w:rPr>
-                <w:lang w:val="vi-VN"/>
-              </w:rPr>
-              <w:t>Hoàn thành nội dung kiến thức nền tảng và thuật toán liên quan</w:t>
-            </w:r>
-          </w:p>
-        </w:tc>
-        <w:tc>
-          <w:tcPr>
-            <w:tcW w:w="1083" w:type="pct"/>
-            <w:hideMark/>
-          </w:tcPr>
-          <w:p>
-            <w:pPr>
-              <w:spacing w:before="60" w:after="60" w:line="26" w:lineRule="atLeast"/>
-              <w:rPr>
-                <w:lang w:val="vi-VN"/>
-              </w:rPr>
-            </w:pPr>
-            <w:r>
-              <w:rPr>
-                <w:lang w:val="vi-VN"/>
-              </w:rPr>
-              <w:t>Đề nghị giảng viên hỗ trợ thêm tài liệu về DSA</w:t>
+            <w:tcW w:w="1557" w:type="pct"/>
+            <w:vAlign w:val="center"/>
+            <w:hideMark/>
+          </w:tcPr>
+          <w:p>
+            <w:pPr>
+              <w:spacing w:before="60" w:after="60" w:line="26" w:lineRule="atLeast"/>
+              <w:rPr>
+                <w:lang w:val="vi-VN"/>
+              </w:rPr>
+            </w:pPr>
+            <w:r>
+              <w:rPr>
+                <w:lang w:val="vi-VN"/>
+              </w:rPr>
+              <w:t>Hoàn thiện phần 1.3 và 1.4 của chương 1</w:t>
+            </w:r>
+          </w:p>
+        </w:tc>
+        <w:tc>
+          <w:tcPr>
+            <w:tcW w:w="1496" w:type="pct"/>
+            <w:vAlign w:val="center"/>
+            <w:hideMark/>
+          </w:tcPr>
+          <w:p>
+            <w:pPr>
+              <w:spacing w:before="60" w:after="60" w:line="26" w:lineRule="atLeast"/>
+            </w:pPr>
+            <w:r>
+              <w:rPr>
+                <w:lang w:val="vi-VN"/>
+              </w:rPr>
+              <w:t>Hoàn thiện nội dung về thuật toán và kiến thức liên quan</w:t>
+            </w:r>
+            <w:r>
+              <w:t>(90%)</w:t>
+            </w:r>
+          </w:p>
+        </w:tc>
+        <w:tc>
+          <w:tcPr>
+            <w:tcW w:w="1169" w:type="pct"/>
+            <w:vAlign w:val="center"/>
+            <w:hideMark/>
+          </w:tcPr>
+          <w:p>
+            <w:pPr>
+              <w:spacing w:before="60" w:after="60" w:line="26" w:lineRule="atLeast"/>
+              <w:rPr>
+                <w:lang w:val="vi-VN"/>
+              </w:rPr>
+            </w:pPr>
+            <w:r>
+              <w:rPr>
+                <w:lang w:val="vi-VN"/>
+              </w:rPr>
+              <w:t>Đề nghị giảng viên cung cấp thêm tài liệu tham khảo về DSA</w:t>
             </w:r>
           </w:p>
         </w:tc>
@@ -892,22 +901,23 @@
       <w:tr>
         <w:tc>
           <w:tcPr>
-            <w:tcW w:w="283" w:type="pct"/>
+            <w:tcW w:w="284" w:type="pct"/>
             <w:vMerge/>
-            <w:hideMark/>
-          </w:tcPr>
-          <w:p>
-            <w:pPr>
-              <w:spacing w:before="60" w:after="60" w:line="26" w:lineRule="atLeast"/>
-              <w:rPr>
-                <w:lang w:val="vi-VN"/>
-              </w:rPr>
-            </w:pPr>
-          </w:p>
-        </w:tc>
-        <w:tc>
-          <w:tcPr>
-            <w:tcW w:w="504" w:type="pct"/>
+            <w:vAlign w:val="center"/>
+            <w:hideMark/>
+          </w:tcPr>
+          <w:p>
+            <w:pPr>
+              <w:spacing w:before="60" w:after="60" w:line="26" w:lineRule="atLeast"/>
+              <w:rPr>
+                <w:lang w:val="vi-VN"/>
+              </w:rPr>
+            </w:pPr>
+          </w:p>
+        </w:tc>
+        <w:tc>
+          <w:tcPr>
+            <w:tcW w:w="494" w:type="pct"/>
             <w:vAlign w:val="center"/>
             <w:hideMark/>
           </w:tcPr>
@@ -928,39 +938,34 @@
         </w:tc>
         <w:tc>
           <w:tcPr>
-            <w:tcW w:w="1581" w:type="pct"/>
-            <w:vAlign w:val="center"/>
-            <w:hideMark/>
-          </w:tcPr>
-          <w:p>
-            <w:pPr>
-              <w:spacing w:before="60" w:after="60" w:line="26" w:lineRule="atLeast"/>
-              <w:jc w:val="both"/>
-              <w:rPr>
-                <w:lang w:val="vi-VN"/>
-              </w:rPr>
-            </w:pPr>
-            <w:r>
-              <w:rPr>
-                <w:rFonts w:asciiTheme="majorHAnsi" w:eastAsia="Times New Roman" w:hAnsiTheme="majorHAnsi" w:cstheme="majorHAnsi"/>
-                <w:szCs w:val="26"/>
-                <w:lang w:val="vi-VN" w:eastAsia="vi-VN"/>
-              </w:rPr>
-              <w:t>Hoàn thiện phần: 1.5 của chương 1 theo cấu trúc báo cáo đã được xây dựng.</w:t>
-            </w:r>
-          </w:p>
-        </w:tc>
-        <w:tc>
-          <w:tcPr>
-            <w:tcW w:w="1549" w:type="pct"/>
-            <w:hideMark/>
-          </w:tcPr>
-          <w:p>
-            <w:pPr>
-              <w:spacing w:before="60" w:after="60" w:line="26" w:lineRule="atLeast"/>
-              <w:rPr>
-                <w:lang w:val="vi-VN"/>
-              </w:rPr>
+            <w:tcW w:w="1557" w:type="pct"/>
+            <w:vAlign w:val="center"/>
+            <w:hideMark/>
+          </w:tcPr>
+          <w:p>
+            <w:pPr>
+              <w:spacing w:before="60" w:after="60" w:line="26" w:lineRule="atLeast"/>
+              <w:rPr>
+                <w:lang w:val="vi-VN"/>
+              </w:rPr>
+            </w:pPr>
+            <w:r>
+              <w:rPr>
+                <w:lang w:val="vi-VN"/>
+              </w:rPr>
+              <w:t>Hoàn thiện phần 1.5 của chương 1</w:t>
+            </w:r>
+          </w:p>
+        </w:tc>
+        <w:tc>
+          <w:tcPr>
+            <w:tcW w:w="1496" w:type="pct"/>
+            <w:vAlign w:val="center"/>
+            <w:hideMark/>
+          </w:tcPr>
+          <w:p>
+            <w:pPr>
+              <w:spacing w:before="60" w:after="60" w:line="26" w:lineRule="atLeast"/>
             </w:pPr>
             <w:r>
               <w:rPr>
@@ -968,11 +973,15 @@
               </w:rPr>
               <w:t>Hoàn thành phần ứng dụng và đánh giá thuật toán</w:t>
             </w:r>
-          </w:p>
-        </w:tc>
-        <w:tc>
-          <w:tcPr>
-            <w:tcW w:w="1083" w:type="pct"/>
+            <w:r>
+              <w:t>(100%)</w:t>
+            </w:r>
+          </w:p>
+        </w:tc>
+        <w:tc>
+          <w:tcPr>
+            <w:tcW w:w="1169" w:type="pct"/>
+            <w:vAlign w:val="center"/>
             <w:hideMark/>
           </w:tcPr>
           <w:p>
@@ -994,7 +1003,7 @@
       <w:tr>
         <w:tc>
           <w:tcPr>
-            <w:tcW w:w="283" w:type="pct"/>
+            <w:tcW w:w="284" w:type="pct"/>
             <w:vMerge w:val="restart"/>
             <w:vAlign w:val="center"/>
             <w:hideMark/>
@@ -1002,22 +1011,22 @@
           <w:p>
             <w:pPr>
               <w:spacing w:before="60" w:after="60" w:line="26" w:lineRule="atLeast"/>
-              <w:jc w:val="center"/>
-              <w:rPr>
-                <w:lang w:val="vi-VN"/>
-              </w:rPr>
-            </w:pPr>
-            <w:r>
-              <w:rPr>
-                <w:lang w:val="vi-VN"/>
-              </w:rPr>
+              <w:rPr>
+                <w:lang w:val="vi-VN"/>
+              </w:rPr>
+            </w:pPr>
+            <w:r>
+              <w:rPr>
+                <w:lang w:val="vi-VN"/>
+              </w:rPr>
+              <w:lastRenderedPageBreak/>
               <w:t>2</w:t>
             </w:r>
           </w:p>
         </w:tc>
         <w:tc>
           <w:tcPr>
-            <w:tcW w:w="504" w:type="pct"/>
+            <w:tcW w:w="494" w:type="pct"/>
             <w:vAlign w:val="center"/>
             <w:hideMark/>
           </w:tcPr>
@@ -1038,62 +1047,44 @@
         </w:tc>
         <w:tc>
           <w:tcPr>
-            <w:tcW w:w="1581" w:type="pct"/>
-            <w:vAlign w:val="center"/>
-            <w:hideMark/>
-          </w:tcPr>
-          <w:p>
-            <w:pPr>
-              <w:spacing w:before="60" w:after="60" w:line="26" w:lineRule="atLeast"/>
-              <w:jc w:val="both"/>
-              <w:rPr>
-                <w:rFonts w:asciiTheme="majorHAnsi" w:eastAsia="Times New Roman" w:hAnsiTheme="majorHAnsi" w:cstheme="majorHAnsi"/>
-                <w:szCs w:val="26"/>
-                <w:lang w:val="vi-VN" w:eastAsia="vi-VN"/>
-              </w:rPr>
-            </w:pPr>
-            <w:r>
-              <w:rPr>
-                <w:rFonts w:asciiTheme="majorHAnsi" w:eastAsia="Times New Roman" w:hAnsiTheme="majorHAnsi" w:cstheme="majorHAnsi"/>
-                <w:szCs w:val="26"/>
-                <w:lang w:val="vi-VN" w:eastAsia="vi-VN"/>
-              </w:rPr>
-              <w:t>Hoàn thiện Chương I. Phân công nhiệm vụ tuần 2.</w:t>
-            </w:r>
-          </w:p>
-          <w:p>
-            <w:pPr>
-              <w:spacing w:before="60" w:after="60" w:line="26" w:lineRule="atLeast"/>
-              <w:jc w:val="both"/>
-              <w:rPr>
-                <w:lang w:val="vi-VN"/>
-              </w:rPr>
-            </w:pPr>
-            <w:r>
-              <w:rPr>
-                <w:rFonts w:asciiTheme="majorHAnsi" w:eastAsia="Times New Roman" w:hAnsiTheme="majorHAnsi" w:cstheme="majorHAnsi"/>
-                <w:szCs w:val="26"/>
-                <w:lang w:val="vi-VN" w:eastAsia="vi-VN"/>
-              </w:rPr>
-              <w:lastRenderedPageBreak/>
-              <w:t>Thiết kế xử lý file, lưu khóa, giao diện chương trình: 2.2.6 và 2.2.7</w:t>
-            </w:r>
-          </w:p>
-        </w:tc>
-        <w:tc>
-          <w:tcPr>
-            <w:tcW w:w="1549" w:type="pct"/>
-            <w:hideMark/>
-          </w:tcPr>
-          <w:p>
-            <w:pPr>
-              <w:spacing w:before="60" w:after="60" w:line="26" w:lineRule="atLeast"/>
-            </w:pPr>
-          </w:p>
-        </w:tc>
-        <w:tc>
-          <w:tcPr>
-            <w:tcW w:w="1083" w:type="pct"/>
+            <w:tcW w:w="1557" w:type="pct"/>
+            <w:vAlign w:val="center"/>
+            <w:hideMark/>
+          </w:tcPr>
+          <w:p>
+            <w:pPr>
+              <w:spacing w:before="60" w:after="60" w:line="26" w:lineRule="atLeast"/>
+              <w:rPr>
+                <w:lang w:val="vi-VN"/>
+              </w:rPr>
+            </w:pPr>
+            <w:r>
+              <w:rPr>
+                <w:lang w:val="vi-VN"/>
+              </w:rPr>
+              <w:t>Hoàn thiện chương 1, phân công nhiệm vụ tuần 2, thiết kế xử lý file, lưu khóa và giao diện chương trình</w:t>
+            </w:r>
+          </w:p>
+        </w:tc>
+        <w:tc>
+          <w:tcPr>
+            <w:tcW w:w="1496" w:type="pct"/>
+            <w:vAlign w:val="center"/>
+            <w:hideMark/>
+          </w:tcPr>
+          <w:p>
+            <w:pPr>
+              <w:spacing w:before="60" w:after="60" w:line="26" w:lineRule="atLeast"/>
+              <w:rPr>
+                <w:lang w:val="vi-VN"/>
+              </w:rPr>
+            </w:pPr>
+          </w:p>
+        </w:tc>
+        <w:tc>
+          <w:tcPr>
+            <w:tcW w:w="1169" w:type="pct"/>
+            <w:vAlign w:val="center"/>
             <w:hideMark/>
           </w:tcPr>
           <w:p>
@@ -1109,22 +1100,23 @@
       <w:tr>
         <w:tc>
           <w:tcPr>
-            <w:tcW w:w="283" w:type="pct"/>
+            <w:tcW w:w="284" w:type="pct"/>
             <w:vMerge/>
-            <w:hideMark/>
-          </w:tcPr>
-          <w:p>
-            <w:pPr>
-              <w:spacing w:before="60" w:after="60" w:line="26" w:lineRule="atLeast"/>
-              <w:rPr>
-                <w:lang w:val="vi-VN"/>
-              </w:rPr>
-            </w:pPr>
-          </w:p>
-        </w:tc>
-        <w:tc>
-          <w:tcPr>
-            <w:tcW w:w="504" w:type="pct"/>
+            <w:vAlign w:val="center"/>
+            <w:hideMark/>
+          </w:tcPr>
+          <w:p>
+            <w:pPr>
+              <w:spacing w:before="60" w:after="60" w:line="26" w:lineRule="atLeast"/>
+              <w:rPr>
+                <w:lang w:val="vi-VN"/>
+              </w:rPr>
+            </w:pPr>
+          </w:p>
+        </w:tc>
+        <w:tc>
+          <w:tcPr>
+            <w:tcW w:w="494" w:type="pct"/>
             <w:vAlign w:val="center"/>
             <w:hideMark/>
           </w:tcPr>
@@ -1145,45 +1137,44 @@
         </w:tc>
         <w:tc>
           <w:tcPr>
-            <w:tcW w:w="1581" w:type="pct"/>
-            <w:vAlign w:val="center"/>
-            <w:hideMark/>
-          </w:tcPr>
-          <w:p>
-            <w:pPr>
-              <w:spacing w:before="60" w:after="60" w:line="26" w:lineRule="atLeast"/>
-              <w:jc w:val="both"/>
-              <w:rPr>
-                <w:lang w:val="vi-VN"/>
-              </w:rPr>
-            </w:pPr>
-            <w:r>
-              <w:rPr>
-                <w:rFonts w:asciiTheme="majorHAnsi" w:eastAsia="Times New Roman" w:hAnsiTheme="majorHAnsi" w:cstheme="majorHAnsi"/>
-                <w:szCs w:val="26"/>
-                <w:lang w:val="vi-VN" w:eastAsia="vi-VN"/>
-              </w:rPr>
-              <w:t>Phụ trách 2.1.3 và 2.1.4, xây dựng kịch bản hoạt động và luồng dữ liệu đầu vào/đầu ra</w:t>
-            </w:r>
-          </w:p>
-        </w:tc>
-        <w:tc>
-          <w:tcPr>
-            <w:tcW w:w="1549" w:type="pct"/>
-            <w:hideMark/>
-          </w:tcPr>
-          <w:p>
-            <w:pPr>
-              <w:spacing w:before="60" w:after="60" w:line="26" w:lineRule="atLeast"/>
-              <w:rPr>
-                <w:lang w:val="vi-VN"/>
-              </w:rPr>
-            </w:pPr>
-          </w:p>
-        </w:tc>
-        <w:tc>
-          <w:tcPr>
-            <w:tcW w:w="1083" w:type="pct"/>
+            <w:tcW w:w="1557" w:type="pct"/>
+            <w:vAlign w:val="center"/>
+            <w:hideMark/>
+          </w:tcPr>
+          <w:p>
+            <w:pPr>
+              <w:spacing w:before="60" w:after="60" w:line="26" w:lineRule="atLeast"/>
+              <w:rPr>
+                <w:lang w:val="vi-VN"/>
+              </w:rPr>
+            </w:pPr>
+            <w:r>
+              <w:rPr>
+                <w:lang w:val="vi-VN"/>
+              </w:rPr>
+              <w:t>Phụ trách mục 2.1.3 và 2.1.4, xây dựng kịch bản hoạt động và luồng dữ liệu</w:t>
+            </w:r>
+          </w:p>
+        </w:tc>
+        <w:tc>
+          <w:tcPr>
+            <w:tcW w:w="1496" w:type="pct"/>
+            <w:vAlign w:val="center"/>
+            <w:hideMark/>
+          </w:tcPr>
+          <w:p>
+            <w:pPr>
+              <w:spacing w:before="60" w:after="60" w:line="26" w:lineRule="atLeast"/>
+              <w:rPr>
+                <w:lang w:val="vi-VN"/>
+              </w:rPr>
+            </w:pPr>
+          </w:p>
+        </w:tc>
+        <w:tc>
+          <w:tcPr>
+            <w:tcW w:w="1169" w:type="pct"/>
+            <w:vAlign w:val="center"/>
             <w:hideMark/>
           </w:tcPr>
           <w:p>
@@ -1199,22 +1190,23 @@
       <w:tr>
         <w:tc>
           <w:tcPr>
-            <w:tcW w:w="283" w:type="pct"/>
+            <w:tcW w:w="284" w:type="pct"/>
             <w:vMerge/>
-            <w:hideMark/>
-          </w:tcPr>
-          <w:p>
-            <w:pPr>
-              <w:spacing w:before="60" w:after="60" w:line="26" w:lineRule="atLeast"/>
-              <w:rPr>
-                <w:lang w:val="vi-VN"/>
-              </w:rPr>
-            </w:pPr>
-          </w:p>
-        </w:tc>
-        <w:tc>
-          <w:tcPr>
-            <w:tcW w:w="504" w:type="pct"/>
+            <w:vAlign w:val="center"/>
+            <w:hideMark/>
+          </w:tcPr>
+          <w:p>
+            <w:pPr>
+              <w:spacing w:before="60" w:after="60" w:line="26" w:lineRule="atLeast"/>
+              <w:rPr>
+                <w:lang w:val="vi-VN"/>
+              </w:rPr>
+            </w:pPr>
+          </w:p>
+        </w:tc>
+        <w:tc>
+          <w:tcPr>
+            <w:tcW w:w="494" w:type="pct"/>
             <w:vAlign w:val="center"/>
             <w:hideMark/>
           </w:tcPr>
@@ -1235,23 +1227,20 @@
         </w:tc>
         <w:tc>
           <w:tcPr>
-            <w:tcW w:w="1581" w:type="pct"/>
-            <w:vAlign w:val="center"/>
-            <w:hideMark/>
-          </w:tcPr>
-          <w:p>
-            <w:pPr>
-              <w:spacing w:before="60" w:after="60" w:line="26" w:lineRule="atLeast"/>
-              <w:jc w:val="both"/>
-              <w:rPr>
-                <w:lang w:val="vi-VN"/>
-              </w:rPr>
-            </w:pPr>
-            <w:r>
-              <w:rPr>
-                <w:rFonts w:asciiTheme="majorHAnsi" w:eastAsia="Times New Roman" w:hAnsiTheme="majorHAnsi" w:cstheme="majorHAnsi"/>
-                <w:szCs w:val="26"/>
-                <w:lang w:val="vi-VN" w:eastAsia="vi-VN"/>
+            <w:tcW w:w="1557" w:type="pct"/>
+            <w:vAlign w:val="center"/>
+            <w:hideMark/>
+          </w:tcPr>
+          <w:p>
+            <w:pPr>
+              <w:spacing w:before="60" w:after="60" w:line="26" w:lineRule="atLeast"/>
+              <w:rPr>
+                <w:lang w:val="vi-VN"/>
+              </w:rPr>
+            </w:pPr>
+            <w:r>
+              <w:rPr>
+                <w:lang w:val="vi-VN"/>
               </w:rPr>
               <w:t>Thiết kế kiến trúc hệ thống 2.2.1 và tham gia xây dựng luồng xử lý 2.2.2</w:t>
             </w:r>
@@ -1259,21 +1248,23 @@
         </w:tc>
         <w:tc>
           <w:tcPr>
-            <w:tcW w:w="1549" w:type="pct"/>
-            <w:hideMark/>
-          </w:tcPr>
-          <w:p>
-            <w:pPr>
-              <w:spacing w:before="60" w:after="60" w:line="26" w:lineRule="atLeast"/>
-              <w:rPr>
-                <w:lang w:val="vi-VN"/>
-              </w:rPr>
-            </w:pPr>
-          </w:p>
-        </w:tc>
-        <w:tc>
-          <w:tcPr>
-            <w:tcW w:w="1083" w:type="pct"/>
+            <w:tcW w:w="1496" w:type="pct"/>
+            <w:vAlign w:val="center"/>
+            <w:hideMark/>
+          </w:tcPr>
+          <w:p>
+            <w:pPr>
+              <w:spacing w:before="60" w:after="60" w:line="26" w:lineRule="atLeast"/>
+              <w:rPr>
+                <w:lang w:val="vi-VN"/>
+              </w:rPr>
+            </w:pPr>
+          </w:p>
+        </w:tc>
+        <w:tc>
+          <w:tcPr>
+            <w:tcW w:w="1169" w:type="pct"/>
+            <w:vAlign w:val="center"/>
             <w:hideMark/>
           </w:tcPr>
           <w:p>
@@ -1289,22 +1280,23 @@
       <w:tr>
         <w:tc>
           <w:tcPr>
-            <w:tcW w:w="283" w:type="pct"/>
+            <w:tcW w:w="284" w:type="pct"/>
             <w:vMerge/>
-            <w:hideMark/>
-          </w:tcPr>
-          <w:p>
-            <w:pPr>
-              <w:spacing w:before="60" w:after="60" w:line="26" w:lineRule="atLeast"/>
-              <w:rPr>
-                <w:lang w:val="vi-VN"/>
-              </w:rPr>
-            </w:pPr>
-          </w:p>
-        </w:tc>
-        <w:tc>
-          <w:tcPr>
-            <w:tcW w:w="504" w:type="pct"/>
+            <w:vAlign w:val="center"/>
+            <w:hideMark/>
+          </w:tcPr>
+          <w:p>
+            <w:pPr>
+              <w:spacing w:before="60" w:after="60" w:line="26" w:lineRule="atLeast"/>
+              <w:rPr>
+                <w:lang w:val="vi-VN"/>
+              </w:rPr>
+            </w:pPr>
+          </w:p>
+        </w:tc>
+        <w:tc>
+          <w:tcPr>
+            <w:tcW w:w="494" w:type="pct"/>
             <w:vAlign w:val="center"/>
             <w:hideMark/>
           </w:tcPr>
@@ -1325,45 +1317,44 @@
         </w:tc>
         <w:tc>
           <w:tcPr>
-            <w:tcW w:w="1581" w:type="pct"/>
-            <w:vAlign w:val="center"/>
-            <w:hideMark/>
-          </w:tcPr>
-          <w:p>
-            <w:pPr>
-              <w:spacing w:before="60" w:after="60" w:line="26" w:lineRule="atLeast"/>
-              <w:jc w:val="both"/>
-              <w:rPr>
-                <w:lang w:val="vi-VN"/>
-              </w:rPr>
-            </w:pPr>
-            <w:r>
-              <w:rPr>
-                <w:rFonts w:asciiTheme="majorHAnsi" w:eastAsia="Times New Roman" w:hAnsiTheme="majorHAnsi" w:cstheme="majorHAnsi"/>
-                <w:szCs w:val="26"/>
-                <w:lang w:val="vi-VN" w:eastAsia="vi-VN"/>
-              </w:rPr>
-              <w:t>Thiết kế chức năng ký số, xác thực và quản lý khóa: 2.2.3, 2.2.4, 2.2.5</w:t>
-            </w:r>
-          </w:p>
-        </w:tc>
-        <w:tc>
-          <w:tcPr>
-            <w:tcW w:w="1549" w:type="pct"/>
-            <w:hideMark/>
-          </w:tcPr>
-          <w:p>
-            <w:pPr>
-              <w:spacing w:before="60" w:after="60" w:line="26" w:lineRule="atLeast"/>
-              <w:rPr>
-                <w:lang w:val="vi-VN"/>
-              </w:rPr>
-            </w:pPr>
-          </w:p>
-        </w:tc>
-        <w:tc>
-          <w:tcPr>
-            <w:tcW w:w="1083" w:type="pct"/>
+            <w:tcW w:w="1557" w:type="pct"/>
+            <w:vAlign w:val="center"/>
+            <w:hideMark/>
+          </w:tcPr>
+          <w:p>
+            <w:pPr>
+              <w:spacing w:before="60" w:after="60" w:line="26" w:lineRule="atLeast"/>
+              <w:rPr>
+                <w:lang w:val="vi-VN"/>
+              </w:rPr>
+            </w:pPr>
+            <w:r>
+              <w:rPr>
+                <w:lang w:val="vi-VN"/>
+              </w:rPr>
+              <w:t>Thiết kế chức năng ký số, xác thực và quản lý khóa</w:t>
+            </w:r>
+          </w:p>
+        </w:tc>
+        <w:tc>
+          <w:tcPr>
+            <w:tcW w:w="1496" w:type="pct"/>
+            <w:vAlign w:val="center"/>
+            <w:hideMark/>
+          </w:tcPr>
+          <w:p>
+            <w:pPr>
+              <w:spacing w:before="60" w:after="60" w:line="26" w:lineRule="atLeast"/>
+              <w:rPr>
+                <w:lang w:val="vi-VN"/>
+              </w:rPr>
+            </w:pPr>
+          </w:p>
+        </w:tc>
+        <w:tc>
+          <w:tcPr>
+            <w:tcW w:w="1169" w:type="pct"/>
+            <w:vAlign w:val="center"/>
             <w:hideMark/>
           </w:tcPr>
           <w:p>
@@ -1379,22 +1370,23 @@
       <w:tr>
         <w:tc>
           <w:tcPr>
-            <w:tcW w:w="283" w:type="pct"/>
+            <w:tcW w:w="284" w:type="pct"/>
             <w:vMerge/>
-            <w:hideMark/>
-          </w:tcPr>
-          <w:p>
-            <w:pPr>
-              <w:spacing w:before="60" w:after="60" w:line="26" w:lineRule="atLeast"/>
-              <w:rPr>
-                <w:lang w:val="vi-VN"/>
-              </w:rPr>
-            </w:pPr>
-          </w:p>
-        </w:tc>
-        <w:tc>
-          <w:tcPr>
-            <w:tcW w:w="504" w:type="pct"/>
+            <w:vAlign w:val="center"/>
+            <w:hideMark/>
+          </w:tcPr>
+          <w:p>
+            <w:pPr>
+              <w:spacing w:before="60" w:after="60" w:line="26" w:lineRule="atLeast"/>
+              <w:rPr>
+                <w:lang w:val="vi-VN"/>
+              </w:rPr>
+            </w:pPr>
+          </w:p>
+        </w:tc>
+        <w:tc>
+          <w:tcPr>
+            <w:tcW w:w="494" w:type="pct"/>
             <w:vAlign w:val="center"/>
             <w:hideMark/>
           </w:tcPr>
@@ -1415,45 +1407,44 @@
         </w:tc>
         <w:tc>
           <w:tcPr>
-            <w:tcW w:w="1581" w:type="pct"/>
-            <w:vAlign w:val="center"/>
-            <w:hideMark/>
-          </w:tcPr>
-          <w:p>
-            <w:pPr>
-              <w:spacing w:before="60" w:after="60" w:line="26" w:lineRule="atLeast"/>
-              <w:jc w:val="both"/>
-              <w:rPr>
-                <w:lang w:val="vi-VN"/>
-              </w:rPr>
-            </w:pPr>
-            <w:r>
-              <w:rPr>
-                <w:rFonts w:asciiTheme="majorHAnsi" w:eastAsia="Times New Roman" w:hAnsiTheme="majorHAnsi" w:cstheme="majorHAnsi"/>
-                <w:szCs w:val="26"/>
-                <w:lang w:val="vi-VN" w:eastAsia="vi-VN"/>
-              </w:rPr>
-              <w:t>Phụ trách tổng hợp mục 2.1.1 và 2.1.2, hỗ trợ xây dựng chức năng hệ thống và mô tả use case</w:t>
-            </w:r>
-          </w:p>
-        </w:tc>
-        <w:tc>
-          <w:tcPr>
-            <w:tcW w:w="1549" w:type="pct"/>
-            <w:hideMark/>
-          </w:tcPr>
-          <w:p>
-            <w:pPr>
-              <w:spacing w:before="60" w:after="60" w:line="26" w:lineRule="atLeast"/>
-              <w:rPr>
-                <w:lang w:val="vi-VN"/>
-              </w:rPr>
-            </w:pPr>
-          </w:p>
-        </w:tc>
-        <w:tc>
-          <w:tcPr>
-            <w:tcW w:w="1083" w:type="pct"/>
+            <w:tcW w:w="1557" w:type="pct"/>
+            <w:vAlign w:val="center"/>
+            <w:hideMark/>
+          </w:tcPr>
+          <w:p>
+            <w:pPr>
+              <w:spacing w:before="60" w:after="60" w:line="26" w:lineRule="atLeast"/>
+              <w:rPr>
+                <w:lang w:val="vi-VN"/>
+              </w:rPr>
+            </w:pPr>
+            <w:r>
+              <w:rPr>
+                <w:lang w:val="vi-VN"/>
+              </w:rPr>
+              <w:t>Tổng hợp mục 2.1.1 và 2.1.2, hỗ trợ xây dựng chức năng hệ thống và use case</w:t>
+            </w:r>
+          </w:p>
+        </w:tc>
+        <w:tc>
+          <w:tcPr>
+            <w:tcW w:w="1496" w:type="pct"/>
+            <w:vAlign w:val="center"/>
+            <w:hideMark/>
+          </w:tcPr>
+          <w:p>
+            <w:pPr>
+              <w:spacing w:before="60" w:after="60" w:line="26" w:lineRule="atLeast"/>
+              <w:rPr>
+                <w:lang w:val="vi-VN"/>
+              </w:rPr>
+            </w:pPr>
+          </w:p>
+        </w:tc>
+        <w:tc>
+          <w:tcPr>
+            <w:tcW w:w="1169" w:type="pct"/>
+            <w:vAlign w:val="center"/>
             <w:hideMark/>
           </w:tcPr>
           <w:p>
@@ -1469,7 +1460,7 @@
       <w:tr>
         <w:tc>
           <w:tcPr>
-            <w:tcW w:w="283" w:type="pct"/>
+            <w:tcW w:w="284" w:type="pct"/>
             <w:vMerge w:val="restart"/>
             <w:vAlign w:val="center"/>
             <w:hideMark/>
@@ -1477,7 +1468,6 @@
           <w:p>
             <w:pPr>
               <w:spacing w:before="60" w:after="60" w:line="26" w:lineRule="atLeast"/>
-              <w:jc w:val="center"/>
               <w:rPr>
                 <w:lang w:val="vi-VN"/>
               </w:rPr>
@@ -1492,7 +1482,7 @@
         </w:tc>
         <w:tc>
           <w:tcPr>
-            <w:tcW w:w="504" w:type="pct"/>
+            <w:tcW w:w="494" w:type="pct"/>
             <w:vAlign w:val="center"/>
             <w:hideMark/>
           </w:tcPr>
@@ -1513,46 +1503,44 @@
         </w:tc>
         <w:tc>
           <w:tcPr>
-            <w:tcW w:w="1581" w:type="pct"/>
-            <w:vMerge w:val="restart"/>
-            <w:vAlign w:val="center"/>
-            <w:hideMark/>
-          </w:tcPr>
-          <w:p>
-            <w:pPr>
-              <w:spacing w:before="60" w:after="60" w:line="26" w:lineRule="atLeast"/>
-              <w:jc w:val="both"/>
-              <w:rPr>
-                <w:lang w:val="vi-VN"/>
-              </w:rPr>
-            </w:pPr>
-            <w:r>
-              <w:rPr>
-                <w:rFonts w:asciiTheme="majorHAnsi" w:eastAsia="Times New Roman" w:hAnsiTheme="majorHAnsi" w:cstheme="majorHAnsi"/>
-                <w:szCs w:val="26"/>
-                <w:lang w:val="vi-VN" w:eastAsia="vi-VN"/>
-              </w:rPr>
-              <w:t>Phụ trách phần 2.4 cài đặt thuật toán và 2.5.1 triển khai hệ thống bằng JAVA</w:t>
-            </w:r>
-          </w:p>
-        </w:tc>
-        <w:tc>
-          <w:tcPr>
-            <w:tcW w:w="1549" w:type="pct"/>
-            <w:hideMark/>
-          </w:tcPr>
-          <w:p>
-            <w:pPr>
-              <w:spacing w:before="60" w:after="60" w:line="26" w:lineRule="atLeast"/>
-              <w:rPr>
-                <w:lang w:val="vi-VN"/>
-              </w:rPr>
-            </w:pPr>
-          </w:p>
-        </w:tc>
-        <w:tc>
-          <w:tcPr>
-            <w:tcW w:w="1083" w:type="pct"/>
+            <w:tcW w:w="1557" w:type="pct"/>
+            <w:vAlign w:val="center"/>
+            <w:hideMark/>
+          </w:tcPr>
+          <w:p>
+            <w:pPr>
+              <w:spacing w:before="60" w:after="60" w:line="26" w:lineRule="atLeast"/>
+              <w:rPr>
+                <w:lang w:val="vi-VN"/>
+              </w:rPr>
+            </w:pPr>
+            <w:r>
+              <w:rPr>
+                <w:lang w:val="vi-VN"/>
+              </w:rPr>
+              <w:t>Phụ trách code giao diện và các hàm sinh tham số, sinh khóa, mã hóa và giải mã bằng C++</w:t>
+            </w:r>
+          </w:p>
+        </w:tc>
+        <w:tc>
+          <w:tcPr>
+            <w:tcW w:w="1496" w:type="pct"/>
+            <w:vAlign w:val="center"/>
+            <w:hideMark/>
+          </w:tcPr>
+          <w:p>
+            <w:pPr>
+              <w:spacing w:before="60" w:after="60" w:line="26" w:lineRule="atLeast"/>
+              <w:rPr>
+                <w:lang w:val="vi-VN"/>
+              </w:rPr>
+            </w:pPr>
+          </w:p>
+        </w:tc>
+        <w:tc>
+          <w:tcPr>
+            <w:tcW w:w="1169" w:type="pct"/>
+            <w:vAlign w:val="center"/>
             <w:hideMark/>
           </w:tcPr>
           <w:p>
@@ -1568,22 +1556,23 @@
       <w:tr>
         <w:tc>
           <w:tcPr>
-            <w:tcW w:w="283" w:type="pct"/>
+            <w:tcW w:w="284" w:type="pct"/>
             <w:vMerge/>
-            <w:hideMark/>
-          </w:tcPr>
-          <w:p>
-            <w:pPr>
-              <w:spacing w:before="60" w:after="60" w:line="26" w:lineRule="atLeast"/>
-              <w:rPr>
-                <w:lang w:val="vi-VN"/>
-              </w:rPr>
-            </w:pPr>
-          </w:p>
-        </w:tc>
-        <w:tc>
-          <w:tcPr>
-            <w:tcW w:w="504" w:type="pct"/>
+            <w:vAlign w:val="center"/>
+            <w:hideMark/>
+          </w:tcPr>
+          <w:p>
+            <w:pPr>
+              <w:spacing w:before="60" w:after="60" w:line="26" w:lineRule="atLeast"/>
+              <w:rPr>
+                <w:lang w:val="vi-VN"/>
+              </w:rPr>
+            </w:pPr>
+          </w:p>
+        </w:tc>
+        <w:tc>
+          <w:tcPr>
+            <w:tcW w:w="494" w:type="pct"/>
             <w:vAlign w:val="center"/>
             <w:hideMark/>
           </w:tcPr>
@@ -1604,38 +1593,44 @@
         </w:tc>
         <w:tc>
           <w:tcPr>
-            <w:tcW w:w="1581" w:type="pct"/>
-            <w:vMerge/>
-            <w:vAlign w:val="center"/>
-            <w:hideMark/>
-          </w:tcPr>
-          <w:p>
-            <w:pPr>
-              <w:spacing w:before="60" w:after="60" w:line="26" w:lineRule="atLeast"/>
-              <w:jc w:val="both"/>
-              <w:rPr>
-                <w:lang w:val="vi-VN"/>
-              </w:rPr>
-            </w:pPr>
-          </w:p>
-        </w:tc>
-        <w:tc>
-          <w:tcPr>
-            <w:tcW w:w="1549" w:type="pct"/>
-            <w:hideMark/>
-          </w:tcPr>
-          <w:p>
-            <w:pPr>
-              <w:spacing w:before="60" w:after="60" w:line="26" w:lineRule="atLeast"/>
-              <w:rPr>
-                <w:lang w:val="vi-VN"/>
-              </w:rPr>
-            </w:pPr>
-          </w:p>
-        </w:tc>
-        <w:tc>
-          <w:tcPr>
-            <w:tcW w:w="1083" w:type="pct"/>
+            <w:tcW w:w="1557" w:type="pct"/>
+            <w:vAlign w:val="center"/>
+            <w:hideMark/>
+          </w:tcPr>
+          <w:p>
+            <w:pPr>
+              <w:spacing w:before="60" w:after="60" w:line="26" w:lineRule="atLeast"/>
+              <w:rPr>
+                <w:lang w:val="vi-VN"/>
+              </w:rPr>
+            </w:pPr>
+            <w:r>
+              <w:rPr>
+                <w:lang w:val="vi-VN"/>
+              </w:rPr>
+              <w:t>Xây dựng giao diện hệ thống bằng JAVA</w:t>
+            </w:r>
+          </w:p>
+        </w:tc>
+        <w:tc>
+          <w:tcPr>
+            <w:tcW w:w="1496" w:type="pct"/>
+            <w:vAlign w:val="center"/>
+            <w:hideMark/>
+          </w:tcPr>
+          <w:p>
+            <w:pPr>
+              <w:spacing w:before="60" w:after="60" w:line="26" w:lineRule="atLeast"/>
+              <w:rPr>
+                <w:lang w:val="vi-VN"/>
+              </w:rPr>
+            </w:pPr>
+          </w:p>
+        </w:tc>
+        <w:tc>
+          <w:tcPr>
+            <w:tcW w:w="1169" w:type="pct"/>
+            <w:vAlign w:val="center"/>
             <w:hideMark/>
           </w:tcPr>
           <w:p>
@@ -1651,22 +1646,23 @@
       <w:tr>
         <w:tc>
           <w:tcPr>
-            <w:tcW w:w="283" w:type="pct"/>
+            <w:tcW w:w="284" w:type="pct"/>
             <w:vMerge/>
-            <w:hideMark/>
-          </w:tcPr>
-          <w:p>
-            <w:pPr>
-              <w:spacing w:before="60" w:after="60" w:line="26" w:lineRule="atLeast"/>
-              <w:rPr>
-                <w:lang w:val="vi-VN"/>
-              </w:rPr>
-            </w:pPr>
-          </w:p>
-        </w:tc>
-        <w:tc>
-          <w:tcPr>
-            <w:tcW w:w="504" w:type="pct"/>
+            <w:vAlign w:val="center"/>
+            <w:hideMark/>
+          </w:tcPr>
+          <w:p>
+            <w:pPr>
+              <w:spacing w:before="60" w:after="60" w:line="26" w:lineRule="atLeast"/>
+              <w:rPr>
+                <w:lang w:val="vi-VN"/>
+              </w:rPr>
+            </w:pPr>
+          </w:p>
+        </w:tc>
+        <w:tc>
+          <w:tcPr>
+            <w:tcW w:w="494" w:type="pct"/>
             <w:vAlign w:val="center"/>
             <w:hideMark/>
           </w:tcPr>
@@ -1687,38 +1683,44 @@
         </w:tc>
         <w:tc>
           <w:tcPr>
-            <w:tcW w:w="1581" w:type="pct"/>
-            <w:vMerge/>
-            <w:vAlign w:val="center"/>
-            <w:hideMark/>
-          </w:tcPr>
-          <w:p>
-            <w:pPr>
-              <w:spacing w:before="60" w:after="60" w:line="26" w:lineRule="atLeast"/>
-              <w:jc w:val="both"/>
-              <w:rPr>
-                <w:lang w:val="vi-VN"/>
-              </w:rPr>
-            </w:pPr>
-          </w:p>
-        </w:tc>
-        <w:tc>
-          <w:tcPr>
-            <w:tcW w:w="1549" w:type="pct"/>
-            <w:hideMark/>
-          </w:tcPr>
-          <w:p>
-            <w:pPr>
-              <w:spacing w:before="60" w:after="60" w:line="26" w:lineRule="atLeast"/>
-              <w:rPr>
-                <w:lang w:val="vi-VN"/>
-              </w:rPr>
-            </w:pPr>
-          </w:p>
-        </w:tc>
-        <w:tc>
-          <w:tcPr>
-            <w:tcW w:w="1083" w:type="pct"/>
+            <w:tcW w:w="1557" w:type="pct"/>
+            <w:vAlign w:val="center"/>
+            <w:hideMark/>
+          </w:tcPr>
+          <w:p>
+            <w:pPr>
+              <w:spacing w:before="60" w:after="60" w:line="26" w:lineRule="atLeast"/>
+              <w:rPr>
+                <w:lang w:val="vi-VN"/>
+              </w:rPr>
+            </w:pPr>
+            <w:r>
+              <w:rPr>
+                <w:lang w:val="vi-VN"/>
+              </w:rPr>
+              <w:t>Xây dựng hàm sinh tham số và sinh khóa bằng JAVA</w:t>
+            </w:r>
+          </w:p>
+        </w:tc>
+        <w:tc>
+          <w:tcPr>
+            <w:tcW w:w="1496" w:type="pct"/>
+            <w:vAlign w:val="center"/>
+            <w:hideMark/>
+          </w:tcPr>
+          <w:p>
+            <w:pPr>
+              <w:spacing w:before="60" w:after="60" w:line="26" w:lineRule="atLeast"/>
+              <w:rPr>
+                <w:lang w:val="vi-VN"/>
+              </w:rPr>
+            </w:pPr>
+          </w:p>
+        </w:tc>
+        <w:tc>
+          <w:tcPr>
+            <w:tcW w:w="1169" w:type="pct"/>
+            <w:vAlign w:val="center"/>
             <w:hideMark/>
           </w:tcPr>
           <w:p>
@@ -1734,22 +1736,23 @@
       <w:tr>
         <w:tc>
           <w:tcPr>
-            <w:tcW w:w="283" w:type="pct"/>
+            <w:tcW w:w="284" w:type="pct"/>
             <w:vMerge/>
-            <w:hideMark/>
-          </w:tcPr>
-          <w:p>
-            <w:pPr>
-              <w:spacing w:before="60" w:after="60" w:line="26" w:lineRule="atLeast"/>
-              <w:rPr>
-                <w:lang w:val="vi-VN"/>
-              </w:rPr>
-            </w:pPr>
-          </w:p>
-        </w:tc>
-        <w:tc>
-          <w:tcPr>
-            <w:tcW w:w="504" w:type="pct"/>
+            <w:vAlign w:val="center"/>
+            <w:hideMark/>
+          </w:tcPr>
+          <w:p>
+            <w:pPr>
+              <w:spacing w:before="60" w:after="60" w:line="26" w:lineRule="atLeast"/>
+              <w:rPr>
+                <w:lang w:val="vi-VN"/>
+              </w:rPr>
+            </w:pPr>
+          </w:p>
+        </w:tc>
+        <w:tc>
+          <w:tcPr>
+            <w:tcW w:w="494" w:type="pct"/>
             <w:vAlign w:val="center"/>
             <w:hideMark/>
           </w:tcPr>
@@ -1770,62 +1773,44 @@
         </w:tc>
         <w:tc>
           <w:tcPr>
-            <w:tcW w:w="1581" w:type="pct"/>
-            <w:vMerge w:val="restart"/>
-            <w:vAlign w:val="center"/>
-            <w:hideMark/>
-          </w:tcPr>
-          <w:p>
-            <w:pPr>
-              <w:spacing w:before="60" w:after="60" w:line="26" w:lineRule="atLeast"/>
-              <w:jc w:val="both"/>
-              <w:rPr>
-                <w:lang w:val="vi-VN"/>
-              </w:rPr>
-            </w:pPr>
-            <w:r>
-              <w:rPr>
-                <w:rFonts w:asciiTheme="majorHAnsi" w:eastAsia="Times New Roman" w:hAnsiTheme="majorHAnsi" w:cstheme="majorHAnsi"/>
-                <w:szCs w:val="26"/>
-                <w:lang w:val="vi-VN" w:eastAsia="vi-VN"/>
-              </w:rPr>
-              <w:t>Phụ trách phần 2.5.2 triể</w:t>
-            </w:r>
-            <w:r>
-              <w:rPr>
-                <w:rFonts w:asciiTheme="majorHAnsi" w:eastAsia="Times New Roman" w:hAnsiTheme="majorHAnsi" w:cstheme="majorHAnsi"/>
-                <w:szCs w:val="26"/>
-                <w:lang w:eastAsia="vi-VN"/>
-              </w:rPr>
-              <w:t>n</w:t>
-            </w:r>
-            <w:r>
-              <w:rPr>
-                <w:rFonts w:asciiTheme="majorHAnsi" w:eastAsia="Times New Roman" w:hAnsiTheme="majorHAnsi" w:cstheme="majorHAnsi"/>
-                <w:szCs w:val="26"/>
-                <w:lang w:val="vi-VN" w:eastAsia="vi-VN"/>
-              </w:rPr>
-              <w:t xml:space="preserve"> khai hệ thống bằng C++</w:t>
-            </w:r>
-          </w:p>
-        </w:tc>
-        <w:tc>
-          <w:tcPr>
-            <w:tcW w:w="1549" w:type="pct"/>
-            <w:hideMark/>
-          </w:tcPr>
-          <w:p>
-            <w:pPr>
-              <w:spacing w:before="60" w:after="60" w:line="26" w:lineRule="atLeast"/>
-              <w:rPr>
-                <w:lang w:val="vi-VN"/>
-              </w:rPr>
-            </w:pPr>
-          </w:p>
-        </w:tc>
-        <w:tc>
-          <w:tcPr>
-            <w:tcW w:w="1083" w:type="pct"/>
+            <w:tcW w:w="1557" w:type="pct"/>
+            <w:vAlign w:val="center"/>
+            <w:hideMark/>
+          </w:tcPr>
+          <w:p>
+            <w:pPr>
+              <w:spacing w:before="60" w:after="60" w:line="26" w:lineRule="atLeast"/>
+              <w:rPr>
+                <w:lang w:val="vi-VN"/>
+              </w:rPr>
+            </w:pPr>
+            <w:r>
+              <w:rPr>
+                <w:lang w:val="vi-VN"/>
+              </w:rPr>
+              <w:t>Xử lý đầu vào, đầu ra bằng file và lưu khóa trong C++</w:t>
+            </w:r>
+          </w:p>
+        </w:tc>
+        <w:tc>
+          <w:tcPr>
+            <w:tcW w:w="1496" w:type="pct"/>
+            <w:vAlign w:val="center"/>
+            <w:hideMark/>
+          </w:tcPr>
+          <w:p>
+            <w:pPr>
+              <w:spacing w:before="60" w:after="60" w:line="26" w:lineRule="atLeast"/>
+              <w:rPr>
+                <w:lang w:val="vi-VN"/>
+              </w:rPr>
+            </w:pPr>
+          </w:p>
+        </w:tc>
+        <w:tc>
+          <w:tcPr>
+            <w:tcW w:w="1169" w:type="pct"/>
+            <w:vAlign w:val="center"/>
             <w:hideMark/>
           </w:tcPr>
           <w:p>
@@ -1841,22 +1826,23 @@
       <w:tr>
         <w:tc>
           <w:tcPr>
-            <w:tcW w:w="283" w:type="pct"/>
+            <w:tcW w:w="284" w:type="pct"/>
             <w:vMerge/>
-            <w:hideMark/>
-          </w:tcPr>
-          <w:p>
-            <w:pPr>
-              <w:spacing w:before="60" w:after="60" w:line="26" w:lineRule="atLeast"/>
-              <w:rPr>
-                <w:lang w:val="vi-VN"/>
-              </w:rPr>
-            </w:pPr>
-          </w:p>
-        </w:tc>
-        <w:tc>
-          <w:tcPr>
-            <w:tcW w:w="504" w:type="pct"/>
+            <w:vAlign w:val="center"/>
+            <w:hideMark/>
+          </w:tcPr>
+          <w:p>
+            <w:pPr>
+              <w:spacing w:before="60" w:after="60" w:line="26" w:lineRule="atLeast"/>
+              <w:rPr>
+                <w:lang w:val="vi-VN"/>
+              </w:rPr>
+            </w:pPr>
+          </w:p>
+        </w:tc>
+        <w:tc>
+          <w:tcPr>
+            <w:tcW w:w="494" w:type="pct"/>
             <w:vAlign w:val="center"/>
             <w:hideMark/>
           </w:tcPr>
@@ -1877,38 +1863,44 @@
         </w:tc>
         <w:tc>
           <w:tcPr>
-            <w:tcW w:w="1581" w:type="pct"/>
-            <w:vMerge/>
-            <w:vAlign w:val="center"/>
-            <w:hideMark/>
-          </w:tcPr>
-          <w:p>
-            <w:pPr>
-              <w:spacing w:before="60" w:after="60" w:line="26" w:lineRule="atLeast"/>
-              <w:jc w:val="both"/>
-              <w:rPr>
-                <w:lang w:val="vi-VN"/>
-              </w:rPr>
-            </w:pPr>
-          </w:p>
-        </w:tc>
-        <w:tc>
-          <w:tcPr>
-            <w:tcW w:w="1549" w:type="pct"/>
-            <w:hideMark/>
-          </w:tcPr>
-          <w:p>
-            <w:pPr>
-              <w:spacing w:before="60" w:after="60" w:line="26" w:lineRule="atLeast"/>
-              <w:rPr>
-                <w:lang w:val="vi-VN"/>
-              </w:rPr>
-            </w:pPr>
-          </w:p>
-        </w:tc>
-        <w:tc>
-          <w:tcPr>
-            <w:tcW w:w="1083" w:type="pct"/>
+            <w:tcW w:w="1557" w:type="pct"/>
+            <w:vAlign w:val="center"/>
+            <w:hideMark/>
+          </w:tcPr>
+          <w:p>
+            <w:pPr>
+              <w:spacing w:before="60" w:after="60" w:line="26" w:lineRule="atLeast"/>
+              <w:rPr>
+                <w:lang w:val="vi-VN"/>
+              </w:rPr>
+            </w:pPr>
+            <w:r>
+              <w:rPr>
+                <w:lang w:val="vi-VN"/>
+              </w:rPr>
+              <w:t>Xây dựng chức năng mã hóa và giải mã bằng JAVA</w:t>
+            </w:r>
+          </w:p>
+        </w:tc>
+        <w:tc>
+          <w:tcPr>
+            <w:tcW w:w="1496" w:type="pct"/>
+            <w:vAlign w:val="center"/>
+            <w:hideMark/>
+          </w:tcPr>
+          <w:p>
+            <w:pPr>
+              <w:spacing w:before="60" w:after="60" w:line="26" w:lineRule="atLeast"/>
+              <w:rPr>
+                <w:lang w:val="vi-VN"/>
+              </w:rPr>
+            </w:pPr>
+          </w:p>
+        </w:tc>
+        <w:tc>
+          <w:tcPr>
+            <w:tcW w:w="1169" w:type="pct"/>
+            <w:vAlign w:val="center"/>
             <w:hideMark/>
           </w:tcPr>
           <w:p>
@@ -1924,7 +1916,7 @@
       <w:tr>
         <w:tc>
           <w:tcPr>
-            <w:tcW w:w="283" w:type="pct"/>
+            <w:tcW w:w="284" w:type="pct"/>
             <w:vMerge w:val="restart"/>
             <w:vAlign w:val="center"/>
             <w:hideMark/>
@@ -1932,7 +1924,6 @@
           <w:p>
             <w:pPr>
               <w:spacing w:before="60" w:after="60" w:line="26" w:lineRule="atLeast"/>
-              <w:jc w:val="center"/>
               <w:rPr>
                 <w:lang w:val="vi-VN"/>
               </w:rPr>
@@ -1947,7 +1938,7 @@
         </w:tc>
         <w:tc>
           <w:tcPr>
-            <w:tcW w:w="504" w:type="pct"/>
+            <w:tcW w:w="494" w:type="pct"/>
             <w:vAlign w:val="center"/>
             <w:hideMark/>
           </w:tcPr>
@@ -1968,46 +1959,44 @@
         </w:tc>
         <w:tc>
           <w:tcPr>
-            <w:tcW w:w="1581" w:type="pct"/>
-            <w:vMerge w:val="restart"/>
-            <w:vAlign w:val="center"/>
-            <w:hideMark/>
-          </w:tcPr>
-          <w:p>
-            <w:pPr>
-              <w:spacing w:before="60" w:after="60" w:line="26" w:lineRule="atLeast"/>
-              <w:jc w:val="both"/>
-              <w:rPr>
-                <w:lang w:val="vi-VN"/>
-              </w:rPr>
-            </w:pPr>
-            <w:r>
-              <w:rPr>
-                <w:rFonts w:asciiTheme="majorHAnsi" w:eastAsia="Times New Roman" w:hAnsiTheme="majorHAnsi" w:cstheme="majorHAnsi"/>
-                <w:szCs w:val="26"/>
-                <w:lang w:val="vi-VN" w:eastAsia="vi-VN"/>
-              </w:rPr>
-              <w:t>Phụ trách phần 2.6 Kiểm thử và đánh giá hệ thống</w:t>
-            </w:r>
-          </w:p>
-        </w:tc>
-        <w:tc>
-          <w:tcPr>
-            <w:tcW w:w="1549" w:type="pct"/>
-            <w:hideMark/>
-          </w:tcPr>
-          <w:p>
-            <w:pPr>
-              <w:spacing w:before="60" w:after="60" w:line="26" w:lineRule="atLeast"/>
-              <w:rPr>
-                <w:lang w:val="vi-VN"/>
-              </w:rPr>
-            </w:pPr>
-          </w:p>
-        </w:tc>
-        <w:tc>
-          <w:tcPr>
-            <w:tcW w:w="1083" w:type="pct"/>
+            <w:tcW w:w="1557" w:type="pct"/>
+            <w:vAlign w:val="center"/>
+            <w:hideMark/>
+          </w:tcPr>
+          <w:p>
+            <w:pPr>
+              <w:spacing w:before="60" w:after="60" w:line="26" w:lineRule="atLeast"/>
+              <w:rPr>
+                <w:lang w:val="vi-VN"/>
+              </w:rPr>
+            </w:pPr>
+            <w:r>
+              <w:rPr>
+                <w:lang w:val="vi-VN"/>
+              </w:rPr>
+              <w:t>Phụ trách kiểm thử hệ thống C++</w:t>
+            </w:r>
+          </w:p>
+        </w:tc>
+        <w:tc>
+          <w:tcPr>
+            <w:tcW w:w="1496" w:type="pct"/>
+            <w:vAlign w:val="center"/>
+            <w:hideMark/>
+          </w:tcPr>
+          <w:p>
+            <w:pPr>
+              <w:spacing w:before="60" w:after="60" w:line="26" w:lineRule="atLeast"/>
+              <w:rPr>
+                <w:lang w:val="vi-VN"/>
+              </w:rPr>
+            </w:pPr>
+          </w:p>
+        </w:tc>
+        <w:tc>
+          <w:tcPr>
+            <w:tcW w:w="1169" w:type="pct"/>
+            <w:vAlign w:val="center"/>
             <w:hideMark/>
           </w:tcPr>
           <w:p>
@@ -2023,22 +2012,23 @@
       <w:tr>
         <w:tc>
           <w:tcPr>
-            <w:tcW w:w="283" w:type="pct"/>
+            <w:tcW w:w="284" w:type="pct"/>
             <w:vMerge/>
-            <w:hideMark/>
-          </w:tcPr>
-          <w:p>
-            <w:pPr>
-              <w:spacing w:before="60" w:after="60" w:line="26" w:lineRule="atLeast"/>
-              <w:rPr>
-                <w:lang w:val="vi-VN"/>
-              </w:rPr>
-            </w:pPr>
-          </w:p>
-        </w:tc>
-        <w:tc>
-          <w:tcPr>
-            <w:tcW w:w="504" w:type="pct"/>
+            <w:vAlign w:val="center"/>
+            <w:hideMark/>
+          </w:tcPr>
+          <w:p>
+            <w:pPr>
+              <w:spacing w:before="60" w:after="60" w:line="26" w:lineRule="atLeast"/>
+              <w:rPr>
+                <w:lang w:val="vi-VN"/>
+              </w:rPr>
+            </w:pPr>
+          </w:p>
+        </w:tc>
+        <w:tc>
+          <w:tcPr>
+            <w:tcW w:w="494" w:type="pct"/>
             <w:vAlign w:val="center"/>
             <w:hideMark/>
           </w:tcPr>
@@ -2059,38 +2049,44 @@
         </w:tc>
         <w:tc>
           <w:tcPr>
-            <w:tcW w:w="1581" w:type="pct"/>
-            <w:vMerge/>
-            <w:vAlign w:val="center"/>
-            <w:hideMark/>
-          </w:tcPr>
-          <w:p>
-            <w:pPr>
-              <w:spacing w:before="60" w:after="60" w:line="26" w:lineRule="atLeast"/>
-              <w:jc w:val="both"/>
-              <w:rPr>
-                <w:lang w:val="vi-VN"/>
-              </w:rPr>
-            </w:pPr>
-          </w:p>
-        </w:tc>
-        <w:tc>
-          <w:tcPr>
-            <w:tcW w:w="1549" w:type="pct"/>
-            <w:hideMark/>
-          </w:tcPr>
-          <w:p>
-            <w:pPr>
-              <w:spacing w:before="60" w:after="60" w:line="26" w:lineRule="atLeast"/>
-              <w:rPr>
-                <w:lang w:val="vi-VN"/>
-              </w:rPr>
-            </w:pPr>
-          </w:p>
-        </w:tc>
-        <w:tc>
-          <w:tcPr>
-            <w:tcW w:w="1083" w:type="pct"/>
+            <w:tcW w:w="1557" w:type="pct"/>
+            <w:vAlign w:val="center"/>
+            <w:hideMark/>
+          </w:tcPr>
+          <w:p>
+            <w:pPr>
+              <w:spacing w:before="60" w:after="60" w:line="26" w:lineRule="atLeast"/>
+              <w:rPr>
+                <w:lang w:val="vi-VN"/>
+              </w:rPr>
+            </w:pPr>
+            <w:r>
+              <w:rPr>
+                <w:lang w:val="vi-VN"/>
+              </w:rPr>
+              <w:t>Phụ trách kiểm thử hệ thống JAVA</w:t>
+            </w:r>
+          </w:p>
+        </w:tc>
+        <w:tc>
+          <w:tcPr>
+            <w:tcW w:w="1496" w:type="pct"/>
+            <w:vAlign w:val="center"/>
+            <w:hideMark/>
+          </w:tcPr>
+          <w:p>
+            <w:pPr>
+              <w:spacing w:before="60" w:after="60" w:line="26" w:lineRule="atLeast"/>
+              <w:rPr>
+                <w:lang w:val="vi-VN"/>
+              </w:rPr>
+            </w:pPr>
+          </w:p>
+        </w:tc>
+        <w:tc>
+          <w:tcPr>
+            <w:tcW w:w="1169" w:type="pct"/>
+            <w:vAlign w:val="center"/>
             <w:hideMark/>
           </w:tcPr>
           <w:p>
@@ -2106,22 +2102,23 @@
       <w:tr>
         <w:tc>
           <w:tcPr>
-            <w:tcW w:w="283" w:type="pct"/>
+            <w:tcW w:w="284" w:type="pct"/>
             <w:vMerge/>
-            <w:hideMark/>
-          </w:tcPr>
-          <w:p>
-            <w:pPr>
-              <w:spacing w:before="60" w:after="60" w:line="26" w:lineRule="atLeast"/>
-              <w:rPr>
-                <w:lang w:val="vi-VN"/>
-              </w:rPr>
-            </w:pPr>
-          </w:p>
-        </w:tc>
-        <w:tc>
-          <w:tcPr>
-            <w:tcW w:w="504" w:type="pct"/>
+            <w:vAlign w:val="center"/>
+            <w:hideMark/>
+          </w:tcPr>
+          <w:p>
+            <w:pPr>
+              <w:spacing w:before="60" w:after="60" w:line="26" w:lineRule="atLeast"/>
+              <w:rPr>
+                <w:lang w:val="vi-VN"/>
+              </w:rPr>
+            </w:pPr>
+          </w:p>
+        </w:tc>
+        <w:tc>
+          <w:tcPr>
+            <w:tcW w:w="494" w:type="pct"/>
             <w:vAlign w:val="center"/>
             <w:hideMark/>
           </w:tcPr>
@@ -2142,46 +2139,44 @@
         </w:tc>
         <w:tc>
           <w:tcPr>
-            <w:tcW w:w="1581" w:type="pct"/>
-            <w:vMerge w:val="restart"/>
-            <w:vAlign w:val="center"/>
-            <w:hideMark/>
-          </w:tcPr>
-          <w:p>
-            <w:pPr>
-              <w:spacing w:before="60" w:after="60" w:line="26" w:lineRule="atLeast"/>
-              <w:jc w:val="both"/>
-              <w:rPr>
-                <w:lang w:val="vi-VN"/>
-              </w:rPr>
-            </w:pPr>
-            <w:r>
-              <w:rPr>
-                <w:rFonts w:asciiTheme="majorHAnsi" w:eastAsia="Times New Roman" w:hAnsiTheme="majorHAnsi" w:cstheme="majorHAnsi"/>
-                <w:szCs w:val="26"/>
-                <w:lang w:val="vi-VN" w:eastAsia="vi-VN"/>
-              </w:rPr>
-              <w:t>Hoàn thiện chương 3</w:t>
-            </w:r>
-          </w:p>
-        </w:tc>
-        <w:tc>
-          <w:tcPr>
-            <w:tcW w:w="1549" w:type="pct"/>
-            <w:hideMark/>
-          </w:tcPr>
-          <w:p>
-            <w:pPr>
-              <w:spacing w:before="60" w:after="60" w:line="26" w:lineRule="atLeast"/>
-              <w:rPr>
-                <w:lang w:val="vi-VN"/>
-              </w:rPr>
-            </w:pPr>
-          </w:p>
-        </w:tc>
-        <w:tc>
-          <w:tcPr>
-            <w:tcW w:w="1083" w:type="pct"/>
+            <w:tcW w:w="1557" w:type="pct"/>
+            <w:vAlign w:val="center"/>
+            <w:hideMark/>
+          </w:tcPr>
+          <w:p>
+            <w:pPr>
+              <w:spacing w:before="60" w:after="60" w:line="26" w:lineRule="atLeast"/>
+              <w:rPr>
+                <w:lang w:val="vi-VN"/>
+              </w:rPr>
+            </w:pPr>
+            <w:r>
+              <w:rPr>
+                <w:lang w:val="vi-VN"/>
+              </w:rPr>
+              <w:t>Hoàn thiện mục 3.1 các kết quả đạt được</w:t>
+            </w:r>
+          </w:p>
+        </w:tc>
+        <w:tc>
+          <w:tcPr>
+            <w:tcW w:w="1496" w:type="pct"/>
+            <w:vAlign w:val="center"/>
+            <w:hideMark/>
+          </w:tcPr>
+          <w:p>
+            <w:pPr>
+              <w:spacing w:before="60" w:after="60" w:line="26" w:lineRule="atLeast"/>
+              <w:rPr>
+                <w:lang w:val="vi-VN"/>
+              </w:rPr>
+            </w:pPr>
+          </w:p>
+        </w:tc>
+        <w:tc>
+          <w:tcPr>
+            <w:tcW w:w="1169" w:type="pct"/>
+            <w:vAlign w:val="center"/>
             <w:hideMark/>
           </w:tcPr>
           <w:p>
@@ -2197,22 +2192,23 @@
       <w:tr>
         <w:tc>
           <w:tcPr>
-            <w:tcW w:w="283" w:type="pct"/>
+            <w:tcW w:w="284" w:type="pct"/>
             <w:vMerge/>
-            <w:hideMark/>
-          </w:tcPr>
-          <w:p>
-            <w:pPr>
-              <w:spacing w:before="60" w:after="60" w:line="26" w:lineRule="atLeast"/>
-              <w:rPr>
-                <w:lang w:val="vi-VN"/>
-              </w:rPr>
-            </w:pPr>
-          </w:p>
-        </w:tc>
-        <w:tc>
-          <w:tcPr>
-            <w:tcW w:w="504" w:type="pct"/>
+            <w:vAlign w:val="center"/>
+            <w:hideMark/>
+          </w:tcPr>
+          <w:p>
+            <w:pPr>
+              <w:spacing w:before="60" w:after="60" w:line="26" w:lineRule="atLeast"/>
+              <w:rPr>
+                <w:lang w:val="vi-VN"/>
+              </w:rPr>
+            </w:pPr>
+          </w:p>
+        </w:tc>
+        <w:tc>
+          <w:tcPr>
+            <w:tcW w:w="494" w:type="pct"/>
             <w:vAlign w:val="center"/>
             <w:hideMark/>
           </w:tcPr>
@@ -2233,43 +2229,52 @@
         </w:tc>
         <w:tc>
           <w:tcPr>
-            <w:tcW w:w="1581" w:type="pct"/>
-            <w:vMerge/>
-            <w:vAlign w:val="center"/>
-            <w:hideMark/>
-          </w:tcPr>
-          <w:p>
-            <w:pPr>
-              <w:spacing w:before="60" w:after="60" w:line="26" w:lineRule="atLeast"/>
-              <w:jc w:val="both"/>
-              <w:rPr>
-                <w:lang w:val="vi-VN"/>
-              </w:rPr>
-            </w:pPr>
-          </w:p>
-        </w:tc>
-        <w:tc>
-          <w:tcPr>
-            <w:tcW w:w="1549" w:type="pct"/>
-            <w:hideMark/>
-          </w:tcPr>
-          <w:p>
-            <w:pPr>
-              <w:spacing w:before="60" w:after="60" w:line="26" w:lineRule="atLeast"/>
-              <w:rPr>
-                <w:lang w:val="vi-VN"/>
-              </w:rPr>
-            </w:pPr>
-          </w:p>
-        </w:tc>
-        <w:tc>
-          <w:tcPr>
-            <w:tcW w:w="1083" w:type="pct"/>
-            <w:hideMark/>
-          </w:tcPr>
-          <w:p>
-            <w:pPr>
-              <w:spacing w:before="60" w:after="60" w:line="26" w:lineRule="atLeast"/>
+            <w:tcW w:w="1557" w:type="pct"/>
+            <w:vAlign w:val="center"/>
+            <w:hideMark/>
+          </w:tcPr>
+          <w:p>
+            <w:pPr>
+              <w:spacing w:before="60" w:after="60" w:line="26" w:lineRule="atLeast"/>
+              <w:rPr>
+                <w:lang w:val="vi-VN"/>
+              </w:rPr>
+            </w:pPr>
+            <w:r>
+              <w:rPr>
+                <w:lang w:val="vi-VN"/>
+              </w:rPr>
+              <w:t>Hoàn thiện mục 3.2 khó khăn và bài học kinh nghiệm</w:t>
+            </w:r>
+          </w:p>
+        </w:tc>
+        <w:tc>
+          <w:tcPr>
+            <w:tcW w:w="1496" w:type="pct"/>
+            <w:vAlign w:val="center"/>
+            <w:hideMark/>
+          </w:tcPr>
+          <w:p>
+            <w:pPr>
+              <w:spacing w:before="60" w:after="60" w:line="26" w:lineRule="atLeast"/>
+              <w:rPr>
+                <w:lang w:val="vi-VN"/>
+              </w:rPr>
+            </w:pPr>
+          </w:p>
+        </w:tc>
+        <w:tc>
+          <w:tcPr>
+            <w:tcW w:w="1169" w:type="pct"/>
+            <w:vAlign w:val="center"/>
+            <w:hideMark/>
+          </w:tcPr>
+          <w:p>
+            <w:pPr>
+              <w:spacing w:before="60" w:after="60" w:line="26" w:lineRule="atLeast"/>
+              <w:rPr>
+                <w:lang w:val="vi-VN"/>
+              </w:rPr>
             </w:pPr>
           </w:p>
         </w:tc>
@@ -2277,22 +2282,23 @@
       <w:tr>
         <w:tc>
           <w:tcPr>
-            <w:tcW w:w="283" w:type="pct"/>
+            <w:tcW w:w="284" w:type="pct"/>
             <w:vMerge/>
-            <w:hideMark/>
-          </w:tcPr>
-          <w:p>
-            <w:pPr>
-              <w:spacing w:before="60" w:after="60" w:line="26" w:lineRule="atLeast"/>
-              <w:rPr>
-                <w:lang w:val="vi-VN"/>
-              </w:rPr>
-            </w:pPr>
-          </w:p>
-        </w:tc>
-        <w:tc>
-          <w:tcPr>
-            <w:tcW w:w="504" w:type="pct"/>
+            <w:vAlign w:val="center"/>
+            <w:hideMark/>
+          </w:tcPr>
+          <w:p>
+            <w:pPr>
+              <w:spacing w:before="60" w:after="60" w:line="26" w:lineRule="atLeast"/>
+              <w:rPr>
+                <w:lang w:val="vi-VN"/>
+              </w:rPr>
+            </w:pPr>
+          </w:p>
+        </w:tc>
+        <w:tc>
+          <w:tcPr>
+            <w:tcW w:w="494" w:type="pct"/>
             <w:vAlign w:val="center"/>
             <w:hideMark/>
           </w:tcPr>
@@ -2313,38 +2319,44 @@
         </w:tc>
         <w:tc>
           <w:tcPr>
-            <w:tcW w:w="1581" w:type="pct"/>
-            <w:vMerge/>
-            <w:vAlign w:val="center"/>
-            <w:hideMark/>
-          </w:tcPr>
-          <w:p>
-            <w:pPr>
-              <w:spacing w:before="60" w:after="60" w:line="26" w:lineRule="atLeast"/>
-              <w:jc w:val="both"/>
-              <w:rPr>
-                <w:lang w:val="vi-VN"/>
-              </w:rPr>
-            </w:pPr>
-          </w:p>
-        </w:tc>
-        <w:tc>
-          <w:tcPr>
-            <w:tcW w:w="1549" w:type="pct"/>
-            <w:hideMark/>
-          </w:tcPr>
-          <w:p>
-            <w:pPr>
-              <w:spacing w:before="60" w:after="60" w:line="26" w:lineRule="atLeast"/>
-              <w:rPr>
-                <w:lang w:val="vi-VN"/>
-              </w:rPr>
-            </w:pPr>
-          </w:p>
-        </w:tc>
-        <w:tc>
-          <w:tcPr>
-            <w:tcW w:w="1083" w:type="pct"/>
+            <w:tcW w:w="1557" w:type="pct"/>
+            <w:vAlign w:val="center"/>
+            <w:hideMark/>
+          </w:tcPr>
+          <w:p>
+            <w:pPr>
+              <w:spacing w:before="60" w:after="60" w:line="26" w:lineRule="atLeast"/>
+              <w:rPr>
+                <w:lang w:val="vi-VN"/>
+              </w:rPr>
+            </w:pPr>
+            <w:r>
+              <w:rPr>
+                <w:lang w:val="vi-VN"/>
+              </w:rPr>
+              <w:t>Hoàn thiện mục 3.3 đề xuất và hướng phát triển</w:t>
+            </w:r>
+          </w:p>
+        </w:tc>
+        <w:tc>
+          <w:tcPr>
+            <w:tcW w:w="1496" w:type="pct"/>
+            <w:vAlign w:val="center"/>
+            <w:hideMark/>
+          </w:tcPr>
+          <w:p>
+            <w:pPr>
+              <w:spacing w:before="60" w:after="60" w:line="26" w:lineRule="atLeast"/>
+              <w:rPr>
+                <w:lang w:val="vi-VN"/>
+              </w:rPr>
+            </w:pPr>
+          </w:p>
+        </w:tc>
+        <w:tc>
+          <w:tcPr>
+            <w:tcW w:w="1169" w:type="pct"/>
+            <w:vAlign w:val="center"/>
             <w:hideMark/>
           </w:tcPr>
           <w:p>
@@ -2360,7 +2372,7 @@
       <w:tr>
         <w:tc>
           <w:tcPr>
-            <w:tcW w:w="283" w:type="pct"/>
+            <w:tcW w:w="284" w:type="pct"/>
             <w:vMerge w:val="restart"/>
             <w:vAlign w:val="center"/>
             <w:hideMark/>
@@ -2368,7 +2380,6 @@
           <w:p>
             <w:pPr>
               <w:spacing w:before="60" w:after="60" w:line="26" w:lineRule="atLeast"/>
-              <w:jc w:val="center"/>
               <w:rPr>
                 <w:lang w:val="vi-VN"/>
               </w:rPr>
@@ -2383,7 +2394,7 @@
         </w:tc>
         <w:tc>
           <w:tcPr>
-            <w:tcW w:w="504" w:type="pct"/>
+            <w:tcW w:w="494" w:type="pct"/>
             <w:vAlign w:val="center"/>
             <w:hideMark/>
           </w:tcPr>
@@ -2404,23 +2415,20 @@
         </w:tc>
         <w:tc>
           <w:tcPr>
-            <w:tcW w:w="1581" w:type="pct"/>
-            <w:vAlign w:val="center"/>
-            <w:hideMark/>
-          </w:tcPr>
-          <w:p>
-            <w:pPr>
-              <w:spacing w:before="60" w:after="60" w:line="26" w:lineRule="atLeast"/>
-              <w:jc w:val="both"/>
-              <w:rPr>
-                <w:lang w:val="vi-VN"/>
-              </w:rPr>
-            </w:pPr>
-            <w:r>
-              <w:rPr>
-                <w:rFonts w:asciiTheme="majorHAnsi" w:eastAsia="Times New Roman" w:hAnsiTheme="majorHAnsi" w:cstheme="majorHAnsi"/>
-                <w:szCs w:val="26"/>
-                <w:lang w:val="vi-VN" w:eastAsia="vi-VN"/>
+            <w:tcW w:w="1557" w:type="pct"/>
+            <w:vAlign w:val="center"/>
+            <w:hideMark/>
+          </w:tcPr>
+          <w:p>
+            <w:pPr>
+              <w:spacing w:before="60" w:after="60" w:line="26" w:lineRule="atLeast"/>
+              <w:rPr>
+                <w:lang w:val="vi-VN"/>
+              </w:rPr>
+            </w:pPr>
+            <w:r>
+              <w:rPr>
+                <w:lang w:val="vi-VN"/>
               </w:rPr>
               <w:t>Hoàn thiện và kết nối các phần đơn lẻ của báo cáo</w:t>
             </w:r>
@@ -2428,21 +2436,23 @@
         </w:tc>
         <w:tc>
           <w:tcPr>
-            <w:tcW w:w="1549" w:type="pct"/>
-            <w:hideMark/>
-          </w:tcPr>
-          <w:p>
-            <w:pPr>
-              <w:spacing w:before="60" w:after="60" w:line="26" w:lineRule="atLeast"/>
-              <w:rPr>
-                <w:lang w:val="vi-VN"/>
-              </w:rPr>
-            </w:pPr>
-          </w:p>
-        </w:tc>
-        <w:tc>
-          <w:tcPr>
-            <w:tcW w:w="1083" w:type="pct"/>
+            <w:tcW w:w="1496" w:type="pct"/>
+            <w:vAlign w:val="center"/>
+            <w:hideMark/>
+          </w:tcPr>
+          <w:p>
+            <w:pPr>
+              <w:spacing w:before="60" w:after="60" w:line="26" w:lineRule="atLeast"/>
+              <w:rPr>
+                <w:lang w:val="vi-VN"/>
+              </w:rPr>
+            </w:pPr>
+          </w:p>
+        </w:tc>
+        <w:tc>
+          <w:tcPr>
+            <w:tcW w:w="1169" w:type="pct"/>
+            <w:vAlign w:val="center"/>
             <w:hideMark/>
           </w:tcPr>
           <w:p>
@@ -2458,22 +2468,23 @@
       <w:tr>
         <w:tc>
           <w:tcPr>
-            <w:tcW w:w="283" w:type="pct"/>
+            <w:tcW w:w="284" w:type="pct"/>
             <w:vMerge/>
-            <w:hideMark/>
-          </w:tcPr>
-          <w:p>
-            <w:pPr>
-              <w:spacing w:before="60" w:after="60" w:line="26" w:lineRule="atLeast"/>
-              <w:rPr>
-                <w:lang w:val="vi-VN"/>
-              </w:rPr>
-            </w:pPr>
-          </w:p>
-        </w:tc>
-        <w:tc>
-          <w:tcPr>
-            <w:tcW w:w="504" w:type="pct"/>
+            <w:vAlign w:val="center"/>
+            <w:hideMark/>
+          </w:tcPr>
+          <w:p>
+            <w:pPr>
+              <w:spacing w:before="60" w:after="60" w:line="26" w:lineRule="atLeast"/>
+              <w:rPr>
+                <w:lang w:val="vi-VN"/>
+              </w:rPr>
+            </w:pPr>
+          </w:p>
+        </w:tc>
+        <w:tc>
+          <w:tcPr>
+            <w:tcW w:w="494" w:type="pct"/>
             <w:vAlign w:val="center"/>
             <w:hideMark/>
           </w:tcPr>
@@ -2494,46 +2505,44 @@
         </w:tc>
         <w:tc>
           <w:tcPr>
-            <w:tcW w:w="1581" w:type="pct"/>
-            <w:vMerge w:val="restart"/>
-            <w:vAlign w:val="center"/>
-            <w:hideMark/>
-          </w:tcPr>
-          <w:p>
-            <w:pPr>
-              <w:spacing w:before="60" w:after="60" w:line="26" w:lineRule="atLeast"/>
-              <w:jc w:val="both"/>
-              <w:rPr>
-                <w:lang w:val="vi-VN"/>
-              </w:rPr>
-            </w:pPr>
-            <w:r>
-              <w:rPr>
-                <w:rFonts w:asciiTheme="majorHAnsi" w:eastAsia="Times New Roman" w:hAnsiTheme="majorHAnsi" w:cstheme="majorHAnsi"/>
-                <w:szCs w:val="26"/>
-                <w:lang w:val="vi-VN" w:eastAsia="vi-VN"/>
-              </w:rPr>
-              <w:t>Phụ trách tiếp tục kiểm thử và hoàn thiện sản phẩm DEMO</w:t>
-            </w:r>
-          </w:p>
-        </w:tc>
-        <w:tc>
-          <w:tcPr>
-            <w:tcW w:w="1549" w:type="pct"/>
-            <w:hideMark/>
-          </w:tcPr>
-          <w:p>
-            <w:pPr>
-              <w:spacing w:before="60" w:after="60" w:line="26" w:lineRule="atLeast"/>
-              <w:rPr>
-                <w:lang w:val="vi-VN"/>
-              </w:rPr>
-            </w:pPr>
-          </w:p>
-        </w:tc>
-        <w:tc>
-          <w:tcPr>
-            <w:tcW w:w="1083" w:type="pct"/>
+            <w:tcW w:w="1557" w:type="pct"/>
+            <w:vAlign w:val="center"/>
+            <w:hideMark/>
+          </w:tcPr>
+          <w:p>
+            <w:pPr>
+              <w:spacing w:before="60" w:after="60" w:line="26" w:lineRule="atLeast"/>
+              <w:rPr>
+                <w:lang w:val="vi-VN"/>
+              </w:rPr>
+            </w:pPr>
+            <w:r>
+              <w:rPr>
+                <w:lang w:val="vi-VN"/>
+              </w:rPr>
+              <w:t>Tiếp tục kiểm thử và hoàn thiện sản phẩm bằng JAVA</w:t>
+            </w:r>
+          </w:p>
+        </w:tc>
+        <w:tc>
+          <w:tcPr>
+            <w:tcW w:w="1496" w:type="pct"/>
+            <w:vAlign w:val="center"/>
+            <w:hideMark/>
+          </w:tcPr>
+          <w:p>
+            <w:pPr>
+              <w:spacing w:before="60" w:after="60" w:line="26" w:lineRule="atLeast"/>
+              <w:rPr>
+                <w:lang w:val="vi-VN"/>
+              </w:rPr>
+            </w:pPr>
+          </w:p>
+        </w:tc>
+        <w:tc>
+          <w:tcPr>
+            <w:tcW w:w="1169" w:type="pct"/>
+            <w:vAlign w:val="center"/>
             <w:hideMark/>
           </w:tcPr>
           <w:p>
@@ -2549,22 +2558,23 @@
       <w:tr>
         <w:tc>
           <w:tcPr>
-            <w:tcW w:w="283" w:type="pct"/>
+            <w:tcW w:w="284" w:type="pct"/>
             <w:vMerge/>
-            <w:hideMark/>
-          </w:tcPr>
-          <w:p>
-            <w:pPr>
-              <w:spacing w:before="60" w:after="60" w:line="26" w:lineRule="atLeast"/>
-              <w:rPr>
-                <w:lang w:val="vi-VN"/>
-              </w:rPr>
-            </w:pPr>
-          </w:p>
-        </w:tc>
-        <w:tc>
-          <w:tcPr>
-            <w:tcW w:w="504" w:type="pct"/>
+            <w:vAlign w:val="center"/>
+            <w:hideMark/>
+          </w:tcPr>
+          <w:p>
+            <w:pPr>
+              <w:spacing w:before="60" w:after="60" w:line="26" w:lineRule="atLeast"/>
+              <w:rPr>
+                <w:lang w:val="vi-VN"/>
+              </w:rPr>
+            </w:pPr>
+          </w:p>
+        </w:tc>
+        <w:tc>
+          <w:tcPr>
+            <w:tcW w:w="494" w:type="pct"/>
             <w:vAlign w:val="center"/>
             <w:hideMark/>
           </w:tcPr>
@@ -2585,38 +2595,44 @@
         </w:tc>
         <w:tc>
           <w:tcPr>
-            <w:tcW w:w="1581" w:type="pct"/>
-            <w:vMerge/>
-            <w:vAlign w:val="center"/>
-            <w:hideMark/>
-          </w:tcPr>
-          <w:p>
-            <w:pPr>
-              <w:spacing w:before="60" w:after="60" w:line="26" w:lineRule="atLeast"/>
-              <w:jc w:val="both"/>
-              <w:rPr>
-                <w:lang w:val="vi-VN"/>
-              </w:rPr>
-            </w:pPr>
-          </w:p>
-        </w:tc>
-        <w:tc>
-          <w:tcPr>
-            <w:tcW w:w="1549" w:type="pct"/>
-            <w:hideMark/>
-          </w:tcPr>
-          <w:p>
-            <w:pPr>
-              <w:spacing w:before="60" w:after="60" w:line="26" w:lineRule="atLeast"/>
-              <w:rPr>
-                <w:lang w:val="vi-VN"/>
-              </w:rPr>
-            </w:pPr>
-          </w:p>
-        </w:tc>
-        <w:tc>
-          <w:tcPr>
-            <w:tcW w:w="1083" w:type="pct"/>
+            <w:tcW w:w="1557" w:type="pct"/>
+            <w:vAlign w:val="center"/>
+            <w:hideMark/>
+          </w:tcPr>
+          <w:p>
+            <w:pPr>
+              <w:spacing w:before="60" w:after="60" w:line="26" w:lineRule="atLeast"/>
+              <w:rPr>
+                <w:lang w:val="vi-VN"/>
+              </w:rPr>
+            </w:pPr>
+            <w:r>
+              <w:rPr>
+                <w:lang w:val="vi-VN"/>
+              </w:rPr>
+              <w:t>Tiếp tục kiểm thử và hoàn thiện sản phẩm bằng JAVA</w:t>
+            </w:r>
+          </w:p>
+        </w:tc>
+        <w:tc>
+          <w:tcPr>
+            <w:tcW w:w="1496" w:type="pct"/>
+            <w:vAlign w:val="center"/>
+            <w:hideMark/>
+          </w:tcPr>
+          <w:p>
+            <w:pPr>
+              <w:spacing w:before="60" w:after="60" w:line="26" w:lineRule="atLeast"/>
+              <w:rPr>
+                <w:lang w:val="vi-VN"/>
+              </w:rPr>
+            </w:pPr>
+          </w:p>
+        </w:tc>
+        <w:tc>
+          <w:tcPr>
+            <w:tcW w:w="1169" w:type="pct"/>
+            <w:vAlign w:val="center"/>
             <w:hideMark/>
           </w:tcPr>
           <w:p>
@@ -2632,22 +2648,23 @@
       <w:tr>
         <w:tc>
           <w:tcPr>
-            <w:tcW w:w="283" w:type="pct"/>
+            <w:tcW w:w="284" w:type="pct"/>
             <w:vMerge/>
-            <w:hideMark/>
-          </w:tcPr>
-          <w:p>
-            <w:pPr>
-              <w:spacing w:before="60" w:after="60" w:line="26" w:lineRule="atLeast"/>
-              <w:rPr>
-                <w:lang w:val="vi-VN"/>
-              </w:rPr>
-            </w:pPr>
-          </w:p>
-        </w:tc>
-        <w:tc>
-          <w:tcPr>
-            <w:tcW w:w="504" w:type="pct"/>
+            <w:vAlign w:val="center"/>
+            <w:hideMark/>
+          </w:tcPr>
+          <w:p>
+            <w:pPr>
+              <w:spacing w:before="60" w:after="60" w:line="26" w:lineRule="atLeast"/>
+              <w:rPr>
+                <w:lang w:val="vi-VN"/>
+              </w:rPr>
+            </w:pPr>
+          </w:p>
+        </w:tc>
+        <w:tc>
+          <w:tcPr>
+            <w:tcW w:w="494" w:type="pct"/>
             <w:vAlign w:val="center"/>
             <w:hideMark/>
           </w:tcPr>
@@ -2668,38 +2685,44 @@
         </w:tc>
         <w:tc>
           <w:tcPr>
-            <w:tcW w:w="1581" w:type="pct"/>
-            <w:vMerge/>
-            <w:vAlign w:val="center"/>
-            <w:hideMark/>
-          </w:tcPr>
-          <w:p>
-            <w:pPr>
-              <w:spacing w:before="60" w:after="60" w:line="26" w:lineRule="atLeast"/>
-              <w:jc w:val="both"/>
-              <w:rPr>
-                <w:lang w:val="vi-VN"/>
-              </w:rPr>
-            </w:pPr>
-          </w:p>
-        </w:tc>
-        <w:tc>
-          <w:tcPr>
-            <w:tcW w:w="1549" w:type="pct"/>
-            <w:hideMark/>
-          </w:tcPr>
-          <w:p>
-            <w:pPr>
-              <w:spacing w:before="60" w:after="60" w:line="26" w:lineRule="atLeast"/>
-              <w:rPr>
-                <w:lang w:val="vi-VN"/>
-              </w:rPr>
-            </w:pPr>
-          </w:p>
-        </w:tc>
-        <w:tc>
-          <w:tcPr>
-            <w:tcW w:w="1083" w:type="pct"/>
+            <w:tcW w:w="1557" w:type="pct"/>
+            <w:vAlign w:val="center"/>
+            <w:hideMark/>
+          </w:tcPr>
+          <w:p>
+            <w:pPr>
+              <w:spacing w:before="60" w:after="60" w:line="26" w:lineRule="atLeast"/>
+              <w:rPr>
+                <w:lang w:val="vi-VN"/>
+              </w:rPr>
+            </w:pPr>
+            <w:r>
+              <w:rPr>
+                <w:lang w:val="vi-VN"/>
+              </w:rPr>
+              <w:t>Tiếp tục kiểm thử và hoàn thiện sản phẩm bằng C++</w:t>
+            </w:r>
+          </w:p>
+        </w:tc>
+        <w:tc>
+          <w:tcPr>
+            <w:tcW w:w="1496" w:type="pct"/>
+            <w:vAlign w:val="center"/>
+            <w:hideMark/>
+          </w:tcPr>
+          <w:p>
+            <w:pPr>
+              <w:spacing w:before="60" w:after="60" w:line="26" w:lineRule="atLeast"/>
+              <w:rPr>
+                <w:lang w:val="vi-VN"/>
+              </w:rPr>
+            </w:pPr>
+          </w:p>
+        </w:tc>
+        <w:tc>
+          <w:tcPr>
+            <w:tcW w:w="1169" w:type="pct"/>
+            <w:vAlign w:val="center"/>
             <w:hideMark/>
           </w:tcPr>
           <w:p>
@@ -2715,22 +2738,23 @@
       <w:tr>
         <w:tc>
           <w:tcPr>
-            <w:tcW w:w="283" w:type="pct"/>
+            <w:tcW w:w="284" w:type="pct"/>
             <w:vMerge/>
-            <w:hideMark/>
-          </w:tcPr>
-          <w:p>
-            <w:pPr>
-              <w:spacing w:before="60" w:after="60" w:line="26" w:lineRule="atLeast"/>
-              <w:rPr>
-                <w:lang w:val="vi-VN"/>
-              </w:rPr>
-            </w:pPr>
-          </w:p>
-        </w:tc>
-        <w:tc>
-          <w:tcPr>
-            <w:tcW w:w="504" w:type="pct"/>
+            <w:vAlign w:val="center"/>
+            <w:hideMark/>
+          </w:tcPr>
+          <w:p>
+            <w:pPr>
+              <w:spacing w:before="60" w:after="60" w:line="26" w:lineRule="atLeast"/>
+              <w:rPr>
+                <w:lang w:val="vi-VN"/>
+              </w:rPr>
+            </w:pPr>
+          </w:p>
+        </w:tc>
+        <w:tc>
+          <w:tcPr>
+            <w:tcW w:w="494" w:type="pct"/>
             <w:vAlign w:val="center"/>
             <w:hideMark/>
           </w:tcPr>
@@ -2751,45 +2775,44 @@
         </w:tc>
         <w:tc>
           <w:tcPr>
-            <w:tcW w:w="1581" w:type="pct"/>
-            <w:vAlign w:val="center"/>
-            <w:hideMark/>
-          </w:tcPr>
-          <w:p>
-            <w:pPr>
-              <w:spacing w:before="60" w:after="60" w:line="26" w:lineRule="atLeast"/>
-              <w:jc w:val="both"/>
-              <w:rPr>
-                <w:lang w:val="vi-VN"/>
-              </w:rPr>
-            </w:pPr>
-            <w:r>
-              <w:rPr>
-                <w:rFonts w:asciiTheme="majorHAnsi" w:eastAsia="Times New Roman" w:hAnsiTheme="majorHAnsi" w:cstheme="majorHAnsi"/>
-                <w:szCs w:val="26"/>
-                <w:lang w:val="vi-VN" w:eastAsia="vi-VN"/>
-              </w:rPr>
-              <w:t>Phụ trách đi in và kểm tra lại báo cáo</w:t>
-            </w:r>
-          </w:p>
-        </w:tc>
-        <w:tc>
-          <w:tcPr>
-            <w:tcW w:w="1549" w:type="pct"/>
-            <w:hideMark/>
-          </w:tcPr>
-          <w:p>
-            <w:pPr>
-              <w:spacing w:before="60" w:after="60" w:line="26" w:lineRule="atLeast"/>
-              <w:rPr>
-                <w:lang w:val="vi-VN"/>
-              </w:rPr>
-            </w:pPr>
-          </w:p>
-        </w:tc>
-        <w:tc>
-          <w:tcPr>
-            <w:tcW w:w="1083" w:type="pct"/>
+            <w:tcW w:w="1557" w:type="pct"/>
+            <w:vAlign w:val="center"/>
+            <w:hideMark/>
+          </w:tcPr>
+          <w:p>
+            <w:pPr>
+              <w:spacing w:before="60" w:after="60" w:line="26" w:lineRule="atLeast"/>
+              <w:rPr>
+                <w:lang w:val="vi-VN"/>
+              </w:rPr>
+            </w:pPr>
+            <w:r>
+              <w:rPr>
+                <w:lang w:val="vi-VN"/>
+              </w:rPr>
+              <w:t>Đi in và kiểm tra lại báo cáo</w:t>
+            </w:r>
+          </w:p>
+        </w:tc>
+        <w:tc>
+          <w:tcPr>
+            <w:tcW w:w="1496" w:type="pct"/>
+            <w:vAlign w:val="center"/>
+            <w:hideMark/>
+          </w:tcPr>
+          <w:p>
+            <w:pPr>
+              <w:spacing w:before="60" w:after="60" w:line="26" w:lineRule="atLeast"/>
+              <w:rPr>
+                <w:lang w:val="vi-VN"/>
+              </w:rPr>
+            </w:pPr>
+          </w:p>
+        </w:tc>
+        <w:tc>
+          <w:tcPr>
+            <w:tcW w:w="1169" w:type="pct"/>
+            <w:vAlign w:val="center"/>
             <w:hideMark/>
           </w:tcPr>
           <w:p>
@@ -2806,6 +2829,18 @@
     <w:p>
       <w:pPr>
         <w:spacing w:after="0" w:line="26" w:lineRule="atLeast"/>
+      </w:pPr>
+    </w:p>
+    <w:p>
+      <w:pPr>
+        <w:tabs>
+          <w:tab w:val="center" w:pos="10206"/>
+        </w:tabs>
+        <w:spacing w:after="0" w:line="26" w:lineRule="atLeast"/>
+        <w:rPr>
+          <w:rFonts w:asciiTheme="majorHAnsi" w:hAnsiTheme="majorHAnsi" w:cstheme="majorHAnsi"/>
+          <w:szCs w:val="26"/>
+        </w:rPr>
       </w:pPr>
     </w:p>
     <w:p>
@@ -2937,7 +2972,6 @@
           <w:szCs w:val="26"/>
           <w:lang w:val="vi-VN"/>
         </w:rPr>
-        <w:lastRenderedPageBreak/>
         <w:tab/>
         <w:t>Phạm Văn Hiệp</w:t>
       </w:r>

--- a/Phiếu phân công nhiệm vụ 2.docx
+++ b/Phiếu phân công nhiệm vụ 2.docx
@@ -1780,15 +1780,12 @@
           <w:p>
             <w:pPr>
               <w:spacing w:before="60" w:after="60" w:line="26" w:lineRule="atLeast"/>
-              <w:rPr>
-                <w:lang w:val="vi-VN"/>
-              </w:rPr>
-            </w:pPr>
-            <w:r>
-              <w:rPr>
-                <w:lang w:val="vi-VN"/>
-              </w:rPr>
-              <w:t>Xử lý đầu vào, đầu ra bằng file và lưu khóa trong C++</w:t>
+            </w:pPr>
+            <w:r>
+              <w:rPr>
+                <w:lang w:val="vi-VN"/>
+              </w:rPr>
+              <w:t>Xây dựng chức năng mã hóa và giải mã bằng JAVA</w:t>
             </w:r>
           </w:p>
         </w:tc>
@@ -1870,15 +1867,15 @@
           <w:p>
             <w:pPr>
               <w:spacing w:before="60" w:after="60" w:line="26" w:lineRule="atLeast"/>
-              <w:rPr>
-                <w:lang w:val="vi-VN"/>
-              </w:rPr>
-            </w:pPr>
-            <w:r>
-              <w:rPr>
-                <w:lang w:val="vi-VN"/>
-              </w:rPr>
-              <w:t>Xây dựng chức năng mã hóa và giải mã bằng JAVA</w:t>
+            </w:pPr>
+            <w:r>
+              <w:rPr>
+                <w:lang w:val="vi-VN"/>
+              </w:rPr>
+              <w:t>Xử lý đầu vào, đầu ra bằng file và lưu khóa trong C+</w:t>
+            </w:r>
+            <w:r>
+              <w:t>+</w:t>
             </w:r>
           </w:p>
         </w:tc>
@@ -3867,6 +3864,7 @@
   <w:style w:type="character" w:default="1" w:styleId="DefaultParagraphFont">
     <w:name w:val="Default Paragraph Font"/>
     <w:uiPriority w:val="1"/>
+    <w:semiHidden/>
     <w:unhideWhenUsed/>
   </w:style>
   <w:style w:type="table" w:default="1" w:styleId="TableNormal">

--- a/Phiếu phân công nhiệm vụ 2.docx
+++ b/Phiếu phân công nhiệm vụ 2.docx
@@ -1075,10 +1075,18 @@
           <w:p>
             <w:pPr>
               <w:spacing w:before="60" w:after="60" w:line="26" w:lineRule="atLeast"/>
-              <w:rPr>
-                <w:lang w:val="vi-VN"/>
-              </w:rPr>
-            </w:pPr>
+            </w:pPr>
+            <w:r>
+              <w:t xml:space="preserve">Hoàn </w:t>
+            </w:r>
+            <w:proofErr w:type="spellStart"/>
+            <w:r>
+              <w:t>thành</w:t>
+            </w:r>
+            <w:proofErr w:type="spellEnd"/>
+            <w:r>
+              <w:t xml:space="preserve"> 100%</w:t>
+            </w:r>
           </w:p>
         </w:tc>
         <w:tc>
@@ -1169,6 +1177,17 @@
                 <w:lang w:val="vi-VN"/>
               </w:rPr>
             </w:pPr>
+            <w:r>
+              <w:t xml:space="preserve">Hoàn </w:t>
+            </w:r>
+            <w:proofErr w:type="spellStart"/>
+            <w:r>
+              <w:t>thành</w:t>
+            </w:r>
+            <w:proofErr w:type="spellEnd"/>
+            <w:r>
+              <w:t xml:space="preserve"> 100%</w:t>
+            </w:r>
           </w:p>
         </w:tc>
         <w:tc>
@@ -1259,6 +1278,17 @@
                 <w:lang w:val="vi-VN"/>
               </w:rPr>
             </w:pPr>
+            <w:r>
+              <w:t xml:space="preserve">Hoàn </w:t>
+            </w:r>
+            <w:proofErr w:type="spellStart"/>
+            <w:r>
+              <w:t>thành</w:t>
+            </w:r>
+            <w:proofErr w:type="spellEnd"/>
+            <w:r>
+              <w:t xml:space="preserve"> 100%</w:t>
+            </w:r>
           </w:p>
         </w:tc>
         <w:tc>
@@ -1349,6 +1379,17 @@
                 <w:lang w:val="vi-VN"/>
               </w:rPr>
             </w:pPr>
+            <w:r>
+              <w:t xml:space="preserve">Hoàn </w:t>
+            </w:r>
+            <w:proofErr w:type="spellStart"/>
+            <w:r>
+              <w:t>thành</w:t>
+            </w:r>
+            <w:proofErr w:type="spellEnd"/>
+            <w:r>
+              <w:t xml:space="preserve"> 100%</w:t>
+            </w:r>
           </w:p>
         </w:tc>
         <w:tc>
@@ -1439,6 +1480,17 @@
                 <w:lang w:val="vi-VN"/>
               </w:rPr>
             </w:pPr>
+            <w:r>
+              <w:t xml:space="preserve">Hoàn </w:t>
+            </w:r>
+            <w:proofErr w:type="spellStart"/>
+            <w:r>
+              <w:t>thành</w:t>
+            </w:r>
+            <w:proofErr w:type="spellEnd"/>
+            <w:r>
+              <w:t xml:space="preserve"> 100%</w:t>
+            </w:r>
           </w:p>
         </w:tc>
         <w:tc>
@@ -1535,6 +1587,20 @@
                 <w:lang w:val="vi-VN"/>
               </w:rPr>
             </w:pPr>
+            <w:r>
+              <w:t xml:space="preserve">Hoàn </w:t>
+            </w:r>
+            <w:proofErr w:type="spellStart"/>
+            <w:r>
+              <w:t>thành</w:t>
+            </w:r>
+            <w:proofErr w:type="spellEnd"/>
+            <w:r>
+              <w:t xml:space="preserve"> </w:t>
+            </w:r>
+            <w:r>
+              <w:t>90%</w:t>
+            </w:r>
           </w:p>
         </w:tc>
         <w:tc>
@@ -1625,6 +1691,17 @@
                 <w:lang w:val="vi-VN"/>
               </w:rPr>
             </w:pPr>
+            <w:r>
+              <w:t xml:space="preserve">Hoàn </w:t>
+            </w:r>
+            <w:proofErr w:type="spellStart"/>
+            <w:r>
+              <w:t>thành</w:t>
+            </w:r>
+            <w:proofErr w:type="spellEnd"/>
+            <w:r>
+              <w:t xml:space="preserve"> 90%</w:t>
+            </w:r>
           </w:p>
         </w:tc>
         <w:tc>
@@ -1715,6 +1792,17 @@
                 <w:lang w:val="vi-VN"/>
               </w:rPr>
             </w:pPr>
+            <w:r>
+              <w:t xml:space="preserve">Hoàn </w:t>
+            </w:r>
+            <w:proofErr w:type="spellStart"/>
+            <w:r>
+              <w:t>thành</w:t>
+            </w:r>
+            <w:proofErr w:type="spellEnd"/>
+            <w:r>
+              <w:t xml:space="preserve"> 90%</w:t>
+            </w:r>
           </w:p>
         </w:tc>
         <w:tc>
@@ -1802,6 +1890,17 @@
                 <w:lang w:val="vi-VN"/>
               </w:rPr>
             </w:pPr>
+            <w:r>
+              <w:t xml:space="preserve">Hoàn </w:t>
+            </w:r>
+            <w:proofErr w:type="spellStart"/>
+            <w:r>
+              <w:t>thành</w:t>
+            </w:r>
+            <w:proofErr w:type="spellEnd"/>
+            <w:r>
+              <w:t xml:space="preserve"> 90%</w:t>
+            </w:r>
           </w:p>
         </w:tc>
         <w:tc>
@@ -1892,6 +1991,17 @@
                 <w:lang w:val="vi-VN"/>
               </w:rPr>
             </w:pPr>
+            <w:r>
+              <w:t xml:space="preserve">Hoàn </w:t>
+            </w:r>
+            <w:proofErr w:type="spellStart"/>
+            <w:r>
+              <w:t>thành</w:t>
+            </w:r>
+            <w:proofErr w:type="spellEnd"/>
+            <w:r>
+              <w:t xml:space="preserve"> 90%</w:t>
+            </w:r>
           </w:p>
         </w:tc>
         <w:tc>

--- a/Phiếu phân công nhiệm vụ 2.docx
+++ b/Phiếu phân công nhiệm vụ 2.docx
@@ -34,7 +34,6 @@
         <w:rPr>
           <w:rFonts w:asciiTheme="majorHAnsi" w:hAnsiTheme="majorHAnsi" w:cstheme="majorHAnsi"/>
           <w:szCs w:val="26"/>
-          <w:lang w:val="vi-VN"/>
         </w:rPr>
       </w:pPr>
       <w:r>
@@ -43,7 +42,6 @@
           <w:b/>
           <w:bCs/>
           <w:szCs w:val="26"/>
-          <w:lang w:val="vi-VN"/>
         </w:rPr>
         <w:t>Tên lớp:</w:t>
       </w:r>
@@ -51,7 +49,6 @@
         <w:rPr>
           <w:rFonts w:asciiTheme="majorHAnsi" w:hAnsiTheme="majorHAnsi" w:cstheme="majorHAnsi"/>
           <w:szCs w:val="26"/>
-          <w:lang w:val="vi-VN"/>
         </w:rPr>
         <w:t xml:space="preserve"> 20252IT6070002</w:t>
       </w:r>
@@ -59,7 +56,6 @@
         <w:rPr>
           <w:rFonts w:asciiTheme="majorHAnsi" w:hAnsiTheme="majorHAnsi" w:cstheme="majorHAnsi"/>
           <w:szCs w:val="26"/>
-          <w:lang w:val="vi-VN"/>
         </w:rPr>
         <w:tab/>
       </w:r>
@@ -69,7 +65,6 @@
           <w:b/>
           <w:bCs/>
           <w:szCs w:val="26"/>
-          <w:lang w:val="vi-VN"/>
         </w:rPr>
         <w:t>Khóa:</w:t>
       </w:r>
@@ -77,16 +72,8 @@
         <w:rPr>
           <w:rFonts w:asciiTheme="majorHAnsi" w:hAnsiTheme="majorHAnsi" w:cstheme="majorHAnsi"/>
           <w:szCs w:val="26"/>
-          <w:lang w:val="vi-VN"/>
         </w:rPr>
-        <w:t xml:space="preserve"> </w:t>
-      </w:r>
-      <w:r>
-        <w:rPr>
-          <w:rFonts w:asciiTheme="majorHAnsi" w:hAnsiTheme="majorHAnsi" w:cstheme="majorHAnsi"/>
-          <w:szCs w:val="26"/>
-        </w:rPr>
-        <w:t>18</w:t>
+        <w:t xml:space="preserve"> 18</w:t>
       </w:r>
     </w:p>
     <w:p>
@@ -105,7 +92,6 @@
           <w:b/>
           <w:bCs/>
           <w:szCs w:val="26"/>
-          <w:lang w:val="vi-VN"/>
         </w:rPr>
       </w:pPr>
       <w:r>
@@ -114,7 +100,6 @@
           <w:b/>
           <w:bCs/>
           <w:szCs w:val="26"/>
-          <w:lang w:val="vi-VN"/>
         </w:rPr>
         <w:t>Họ và tên thành viên nhóm:</w:t>
       </w:r>
@@ -277,7 +262,6 @@
         <w:rPr>
           <w:rFonts w:asciiTheme="majorHAnsi" w:hAnsiTheme="majorHAnsi" w:cstheme="majorHAnsi"/>
           <w:szCs w:val="26"/>
-          <w:lang w:val="vi-VN"/>
         </w:rPr>
       </w:pPr>
       <w:r>
@@ -286,7 +270,6 @@
           <w:b/>
           <w:bCs/>
           <w:szCs w:val="26"/>
-          <w:lang w:val="vi-VN"/>
         </w:rPr>
         <w:t>Tên nhóm:</w:t>
       </w:r>
@@ -294,7 +277,6 @@
         <w:rPr>
           <w:rFonts w:asciiTheme="majorHAnsi" w:hAnsiTheme="majorHAnsi" w:cstheme="majorHAnsi"/>
           <w:szCs w:val="26"/>
-          <w:lang w:val="vi-VN"/>
         </w:rPr>
         <w:t xml:space="preserve"> Nhóm 1</w:t>
       </w:r>
@@ -313,7 +295,6 @@
         <w:rPr>
           <w:rFonts w:asciiTheme="majorHAnsi" w:hAnsiTheme="majorHAnsi" w:cstheme="majorHAnsi"/>
           <w:szCs w:val="26"/>
-          <w:lang w:val="vi-VN"/>
         </w:rPr>
       </w:pPr>
       <w:r>
@@ -322,7 +303,6 @@
           <w:b/>
           <w:bCs/>
           <w:szCs w:val="26"/>
-          <w:lang w:val="vi-VN"/>
         </w:rPr>
         <w:t>Đề tài:</w:t>
       </w:r>
@@ -330,7 +310,6 @@
         <w:rPr>
           <w:rFonts w:asciiTheme="majorHAnsi" w:hAnsiTheme="majorHAnsi" w:cstheme="majorHAnsi"/>
           <w:szCs w:val="26"/>
-          <w:lang w:val="vi-VN"/>
         </w:rPr>
         <w:t xml:space="preserve"> Chữ ký số DSA và ứng dụng trong xác thực tính toàn vẹn của dữ liệu (Sử dụng ngôn ngữ C++, Java)</w:t>
       </w:r>
@@ -342,11 +321,11 @@
         <w:tblLook w:val="04A0" w:firstRow="1" w:lastRow="0" w:firstColumn="1" w:lastColumn="0" w:noHBand="0" w:noVBand="1"/>
       </w:tblPr>
       <w:tblGrid>
-        <w:gridCol w:w="811"/>
-        <w:gridCol w:w="1410"/>
-        <w:gridCol w:w="4446"/>
-        <w:gridCol w:w="4271"/>
-        <w:gridCol w:w="3338"/>
+        <w:gridCol w:w="827"/>
+        <w:gridCol w:w="1439"/>
+        <w:gridCol w:w="4534"/>
+        <w:gridCol w:w="4356"/>
+        <w:gridCol w:w="3404"/>
       </w:tblGrid>
       <w:tr>
         <w:trPr>
@@ -492,6 +471,7 @@
           <w:p>
             <w:pPr>
               <w:spacing w:before="60" w:after="60" w:line="26" w:lineRule="atLeast"/>
+              <w:jc w:val="center"/>
               <w:rPr>
                 <w:lang w:val="vi-VN"/>
               </w:rPr>
@@ -555,15 +535,15 @@
           <w:p>
             <w:pPr>
               <w:spacing w:before="60" w:after="60" w:line="26" w:lineRule="atLeast"/>
-            </w:pPr>
-            <w:r>
-              <w:rPr>
-                <w:lang w:val="vi-VN"/>
-              </w:rPr>
-              <w:t>Hoàn thành phân công nhiệm vụ, xây dựng được cấu trúc tổng thể của báo cáo và các biểu mẫu cần thiết</w:t>
-            </w:r>
-            <w:r>
-              <w:t xml:space="preserve"> (100%)</w:t>
+              <w:rPr>
+                <w:lang w:val="vi-VN"/>
+              </w:rPr>
+            </w:pPr>
+            <w:r>
+              <w:rPr>
+                <w:lang w:val="vi-VN"/>
+              </w:rPr>
+              <w:t>Hoàn thành phân công nhiệm vụ, xây dựng được cấu trúc tổng thể của báo cáo và các biểu mẫu cần thiết (100%)</w:t>
             </w:r>
           </w:p>
         </w:tc>
@@ -603,6 +583,7 @@
           <w:p>
             <w:pPr>
               <w:spacing w:before="60" w:after="60" w:line="26" w:lineRule="atLeast"/>
+              <w:jc w:val="center"/>
               <w:rPr>
                 <w:lang w:val="vi-VN"/>
               </w:rPr>
@@ -660,15 +641,15 @@
           <w:p>
             <w:pPr>
               <w:spacing w:before="60" w:after="60" w:line="26" w:lineRule="atLeast"/>
-            </w:pPr>
-            <w:r>
-              <w:rPr>
-                <w:lang w:val="vi-VN"/>
-              </w:rPr>
-              <w:t>Hoàn thiện phần lời nói đầu đúng nội dung và yêu cầu</w:t>
-            </w:r>
-            <w:r>
-              <w:t>(100%)</w:t>
+              <w:rPr>
+                <w:lang w:val="vi-VN"/>
+              </w:rPr>
+            </w:pPr>
+            <w:r>
+              <w:rPr>
+                <w:lang w:val="vi-VN"/>
+              </w:rPr>
+              <w:t>Hoàn thiện phần lời nói đầu đúng nội dung và yêu cầu(100%)</w:t>
             </w:r>
           </w:p>
         </w:tc>
@@ -705,6 +686,7 @@
           <w:p>
             <w:pPr>
               <w:spacing w:before="60" w:after="60" w:line="26" w:lineRule="atLeast"/>
+              <w:jc w:val="center"/>
               <w:rPr>
                 <w:lang w:val="vi-VN"/>
               </w:rPr>
@@ -762,15 +744,15 @@
           <w:p>
             <w:pPr>
               <w:spacing w:before="60" w:after="60" w:line="26" w:lineRule="atLeast"/>
-            </w:pPr>
-            <w:r>
-              <w:rPr>
-                <w:lang w:val="vi-VN"/>
-              </w:rPr>
-              <w:t>Hoàn thiện phần tổng quan và cơ sở lý thuyết của đề tài</w:t>
-            </w:r>
-            <w:r>
-              <w:t>(100%)</w:t>
+              <w:rPr>
+                <w:lang w:val="vi-VN"/>
+              </w:rPr>
+            </w:pPr>
+            <w:r>
+              <w:rPr>
+                <w:lang w:val="vi-VN"/>
+              </w:rPr>
+              <w:t>Hoàn thiện phần tổng quan và cơ sở lý thuyết của đề tài(100%)</w:t>
             </w:r>
           </w:p>
         </w:tc>
@@ -807,6 +789,7 @@
           <w:p>
             <w:pPr>
               <w:spacing w:before="60" w:after="60" w:line="26" w:lineRule="atLeast"/>
+              <w:jc w:val="center"/>
               <w:rPr>
                 <w:lang w:val="vi-VN"/>
               </w:rPr>
@@ -864,15 +847,15 @@
           <w:p>
             <w:pPr>
               <w:spacing w:before="60" w:after="60" w:line="26" w:lineRule="atLeast"/>
-            </w:pPr>
-            <w:r>
-              <w:rPr>
-                <w:lang w:val="vi-VN"/>
-              </w:rPr>
-              <w:t>Hoàn thiện nội dung về thuật toán và kiến thức liên quan</w:t>
-            </w:r>
-            <w:r>
-              <w:t>(90%)</w:t>
+              <w:rPr>
+                <w:lang w:val="vi-VN"/>
+              </w:rPr>
+            </w:pPr>
+            <w:r>
+              <w:rPr>
+                <w:lang w:val="vi-VN"/>
+              </w:rPr>
+              <w:t>Hoàn thiện nội dung về thuật toán và kiến thức liên quan(90%)</w:t>
             </w:r>
           </w:p>
         </w:tc>
@@ -909,6 +892,7 @@
           <w:p>
             <w:pPr>
               <w:spacing w:before="60" w:after="60" w:line="26" w:lineRule="atLeast"/>
+              <w:jc w:val="center"/>
               <w:rPr>
                 <w:lang w:val="vi-VN"/>
               </w:rPr>
@@ -966,15 +950,15 @@
           <w:p>
             <w:pPr>
               <w:spacing w:before="60" w:after="60" w:line="26" w:lineRule="atLeast"/>
-            </w:pPr>
-            <w:r>
-              <w:rPr>
-                <w:lang w:val="vi-VN"/>
-              </w:rPr>
-              <w:t>Hoàn thành phần ứng dụng và đánh giá thuật toán</w:t>
-            </w:r>
-            <w:r>
-              <w:t>(100%)</w:t>
+              <w:rPr>
+                <w:lang w:val="vi-VN"/>
+              </w:rPr>
+            </w:pPr>
+            <w:r>
+              <w:rPr>
+                <w:lang w:val="vi-VN"/>
+              </w:rPr>
+              <w:t>Hoàn thành phần ứng dụng và đánh giá thuật toán(100%)</w:t>
             </w:r>
           </w:p>
         </w:tc>
@@ -1011,15 +995,15 @@
           <w:p>
             <w:pPr>
               <w:spacing w:before="60" w:after="60" w:line="26" w:lineRule="atLeast"/>
-              <w:rPr>
-                <w:lang w:val="vi-VN"/>
-              </w:rPr>
-            </w:pPr>
-            <w:r>
-              <w:rPr>
-                <w:lang w:val="vi-VN"/>
-              </w:rPr>
-              <w:lastRenderedPageBreak/>
+              <w:jc w:val="center"/>
+              <w:rPr>
+                <w:lang w:val="vi-VN"/>
+              </w:rPr>
+            </w:pPr>
+            <w:r>
+              <w:rPr>
+                <w:lang w:val="vi-VN"/>
+              </w:rPr>
               <w:t>2</w:t>
             </w:r>
           </w:p>
@@ -1075,17 +1059,15 @@
           <w:p>
             <w:pPr>
               <w:spacing w:before="60" w:after="60" w:line="26" w:lineRule="atLeast"/>
-            </w:pPr>
-            <w:r>
-              <w:t xml:space="preserve">Hoàn </w:t>
-            </w:r>
-            <w:proofErr w:type="spellStart"/>
-            <w:r>
-              <w:t>thành</w:t>
-            </w:r>
-            <w:proofErr w:type="spellEnd"/>
-            <w:r>
-              <w:t xml:space="preserve"> 100%</w:t>
+              <w:rPr>
+                <w:lang w:val="vi-VN"/>
+              </w:rPr>
+            </w:pPr>
+            <w:r>
+              <w:rPr>
+                <w:lang w:val="vi-VN"/>
+              </w:rPr>
+              <w:t>Hoàn thành 100%</w:t>
             </w:r>
           </w:p>
         </w:tc>
@@ -1102,6 +1084,12 @@
                 <w:lang w:val="vi-VN"/>
               </w:rPr>
             </w:pPr>
+            <w:r>
+              <w:rPr>
+                <w:lang w:val="vi-VN"/>
+              </w:rPr>
+              <w:t>Đề nghị giảng viên đánh giá qua về giao diện</w:t>
+            </w:r>
           </w:p>
         </w:tc>
       </w:tr>
@@ -1116,6 +1104,7 @@
           <w:p>
             <w:pPr>
               <w:spacing w:before="60" w:after="60" w:line="26" w:lineRule="atLeast"/>
+              <w:jc w:val="center"/>
               <w:rPr>
                 <w:lang w:val="vi-VN"/>
               </w:rPr>
@@ -1178,15 +1167,10 @@
               </w:rPr>
             </w:pPr>
             <w:r>
-              <w:t xml:space="preserve">Hoàn </w:t>
-            </w:r>
-            <w:proofErr w:type="spellStart"/>
-            <w:r>
-              <w:t>thành</w:t>
-            </w:r>
-            <w:proofErr w:type="spellEnd"/>
-            <w:r>
-              <w:t xml:space="preserve"> 100%</w:t>
+              <w:rPr>
+                <w:lang w:val="vi-VN"/>
+              </w:rPr>
+              <w:t>Hoàn thành 100%</w:t>
             </w:r>
           </w:p>
         </w:tc>
@@ -1203,6 +1187,12 @@
                 <w:lang w:val="vi-VN"/>
               </w:rPr>
             </w:pPr>
+            <w:r>
+              <w:rPr>
+                <w:lang w:val="vi-VN"/>
+              </w:rPr>
+              <w:t>Không</w:t>
+            </w:r>
           </w:p>
         </w:tc>
       </w:tr>
@@ -1217,6 +1207,7 @@
           <w:p>
             <w:pPr>
               <w:spacing w:before="60" w:after="60" w:line="26" w:lineRule="atLeast"/>
+              <w:jc w:val="center"/>
               <w:rPr>
                 <w:lang w:val="vi-VN"/>
               </w:rPr>
@@ -1279,15 +1270,10 @@
               </w:rPr>
             </w:pPr>
             <w:r>
-              <w:t xml:space="preserve">Hoàn </w:t>
-            </w:r>
-            <w:proofErr w:type="spellStart"/>
-            <w:r>
-              <w:t>thành</w:t>
-            </w:r>
-            <w:proofErr w:type="spellEnd"/>
-            <w:r>
-              <w:t xml:space="preserve"> 100%</w:t>
+              <w:rPr>
+                <w:lang w:val="vi-VN"/>
+              </w:rPr>
+              <w:t>Hoàn thành 100%</w:t>
             </w:r>
           </w:p>
         </w:tc>
@@ -1304,6 +1290,12 @@
                 <w:lang w:val="vi-VN"/>
               </w:rPr>
             </w:pPr>
+            <w:r>
+              <w:rPr>
+                <w:lang w:val="vi-VN"/>
+              </w:rPr>
+              <w:t>Không</w:t>
+            </w:r>
           </w:p>
         </w:tc>
       </w:tr>
@@ -1318,6 +1310,7 @@
           <w:p>
             <w:pPr>
               <w:spacing w:before="60" w:after="60" w:line="26" w:lineRule="atLeast"/>
+              <w:jc w:val="center"/>
               <w:rPr>
                 <w:lang w:val="vi-VN"/>
               </w:rPr>
@@ -1380,15 +1373,10 @@
               </w:rPr>
             </w:pPr>
             <w:r>
-              <w:t xml:space="preserve">Hoàn </w:t>
-            </w:r>
-            <w:proofErr w:type="spellStart"/>
-            <w:r>
-              <w:t>thành</w:t>
-            </w:r>
-            <w:proofErr w:type="spellEnd"/>
-            <w:r>
-              <w:t xml:space="preserve"> 100%</w:t>
+              <w:rPr>
+                <w:lang w:val="vi-VN"/>
+              </w:rPr>
+              <w:t>Hoàn thành 100%</w:t>
             </w:r>
           </w:p>
         </w:tc>
@@ -1405,6 +1393,12 @@
                 <w:lang w:val="vi-VN"/>
               </w:rPr>
             </w:pPr>
+            <w:r>
+              <w:rPr>
+                <w:lang w:val="vi-VN"/>
+              </w:rPr>
+              <w:t>Không</w:t>
+            </w:r>
           </w:p>
         </w:tc>
       </w:tr>
@@ -1419,6 +1413,7 @@
           <w:p>
             <w:pPr>
               <w:spacing w:before="60" w:after="60" w:line="26" w:lineRule="atLeast"/>
+              <w:jc w:val="center"/>
               <w:rPr>
                 <w:lang w:val="vi-VN"/>
               </w:rPr>
@@ -1481,15 +1476,10 @@
               </w:rPr>
             </w:pPr>
             <w:r>
-              <w:t xml:space="preserve">Hoàn </w:t>
-            </w:r>
-            <w:proofErr w:type="spellStart"/>
-            <w:r>
-              <w:t>thành</w:t>
-            </w:r>
-            <w:proofErr w:type="spellEnd"/>
-            <w:r>
-              <w:t xml:space="preserve"> 100%</w:t>
+              <w:rPr>
+                <w:lang w:val="vi-VN"/>
+              </w:rPr>
+              <w:t>Hoàn thành 100%</w:t>
             </w:r>
           </w:p>
         </w:tc>
@@ -1506,6 +1496,12 @@
                 <w:lang w:val="vi-VN"/>
               </w:rPr>
             </w:pPr>
+            <w:r>
+              <w:rPr>
+                <w:lang w:val="vi-VN"/>
+              </w:rPr>
+              <w:t>Không</w:t>
+            </w:r>
           </w:p>
         </w:tc>
       </w:tr>
@@ -1520,6 +1516,7 @@
           <w:p>
             <w:pPr>
               <w:spacing w:before="60" w:after="60" w:line="26" w:lineRule="atLeast"/>
+              <w:jc w:val="center"/>
               <w:rPr>
                 <w:lang w:val="vi-VN"/>
               </w:rPr>
@@ -1570,7 +1567,19 @@
               <w:rPr>
                 <w:lang w:val="vi-VN"/>
               </w:rPr>
-              <w:t>Phụ trách code giao diện và các hàm sinh tham số, sinh khóa, mã hóa và giải mã bằng C++</w:t>
+              <w:t xml:space="preserve">Phụ trách code giao diện và sinh khóa, </w:t>
+            </w:r>
+            <w:r>
+              <w:rPr>
+                <w:lang w:val="vi-VN"/>
+              </w:rPr>
+              <w:t xml:space="preserve">tạo chữ ký và xác thực chữ ký </w:t>
+            </w:r>
+            <w:r>
+              <w:rPr>
+                <w:lang w:val="vi-VN"/>
+              </w:rPr>
+              <w:t>bằng C++</w:t>
             </w:r>
           </w:p>
         </w:tc>
@@ -1588,18 +1597,10 @@
               </w:rPr>
             </w:pPr>
             <w:r>
-              <w:t xml:space="preserve">Hoàn </w:t>
-            </w:r>
-            <w:proofErr w:type="spellStart"/>
-            <w:r>
-              <w:t>thành</w:t>
-            </w:r>
-            <w:proofErr w:type="spellEnd"/>
-            <w:r>
-              <w:t xml:space="preserve"> </w:t>
-            </w:r>
-            <w:r>
-              <w:t>90%</w:t>
+              <w:rPr>
+                <w:lang w:val="vi-VN"/>
+              </w:rPr>
+              <w:t>Hoàn thành 90%</w:t>
             </w:r>
           </w:p>
         </w:tc>
@@ -1616,6 +1617,12 @@
                 <w:lang w:val="vi-VN"/>
               </w:rPr>
             </w:pPr>
+            <w:r>
+              <w:rPr>
+                <w:lang w:val="vi-VN"/>
+              </w:rPr>
+              <w:t>Kiểm chứng độ chính xác của hàm, và đánh giá giao diện</w:t>
+            </w:r>
           </w:p>
         </w:tc>
       </w:tr>
@@ -1630,6 +1637,7 @@
           <w:p>
             <w:pPr>
               <w:spacing w:before="60" w:after="60" w:line="26" w:lineRule="atLeast"/>
+              <w:jc w:val="center"/>
               <w:rPr>
                 <w:lang w:val="vi-VN"/>
               </w:rPr>
@@ -1692,15 +1700,10 @@
               </w:rPr>
             </w:pPr>
             <w:r>
-              <w:t xml:space="preserve">Hoàn </w:t>
-            </w:r>
-            <w:proofErr w:type="spellStart"/>
-            <w:r>
-              <w:t>thành</w:t>
-            </w:r>
-            <w:proofErr w:type="spellEnd"/>
-            <w:r>
-              <w:t xml:space="preserve"> 90%</w:t>
+              <w:rPr>
+                <w:lang w:val="vi-VN"/>
+              </w:rPr>
+              <w:t>Hoàn thành 90%</w:t>
             </w:r>
           </w:p>
         </w:tc>
@@ -1717,6 +1720,12 @@
                 <w:lang w:val="vi-VN"/>
               </w:rPr>
             </w:pPr>
+            <w:r>
+              <w:rPr>
+                <w:lang w:val="vi-VN"/>
+              </w:rPr>
+              <w:t>Đánh giá giao diện</w:t>
+            </w:r>
           </w:p>
         </w:tc>
       </w:tr>
@@ -1731,6 +1740,7 @@
           <w:p>
             <w:pPr>
               <w:spacing w:before="60" w:after="60" w:line="26" w:lineRule="atLeast"/>
+              <w:jc w:val="center"/>
               <w:rPr>
                 <w:lang w:val="vi-VN"/>
               </w:rPr>
@@ -1793,15 +1803,10 @@
               </w:rPr>
             </w:pPr>
             <w:r>
-              <w:t xml:space="preserve">Hoàn </w:t>
-            </w:r>
-            <w:proofErr w:type="spellStart"/>
-            <w:r>
-              <w:t>thành</w:t>
-            </w:r>
-            <w:proofErr w:type="spellEnd"/>
-            <w:r>
-              <w:t xml:space="preserve"> 90%</w:t>
+              <w:rPr>
+                <w:lang w:val="vi-VN"/>
+              </w:rPr>
+              <w:t>Hoàn thành 90%</w:t>
             </w:r>
           </w:p>
         </w:tc>
@@ -1818,6 +1823,12 @@
                 <w:lang w:val="vi-VN"/>
               </w:rPr>
             </w:pPr>
+            <w:r>
+              <w:rPr>
+                <w:lang w:val="vi-VN"/>
+              </w:rPr>
+              <w:t>Kiểm chứng độ chính xác của hàm</w:t>
+            </w:r>
           </w:p>
         </w:tc>
       </w:tr>
@@ -1832,6 +1843,7 @@
           <w:p>
             <w:pPr>
               <w:spacing w:before="60" w:after="60" w:line="26" w:lineRule="atLeast"/>
+              <w:jc w:val="center"/>
               <w:rPr>
                 <w:lang w:val="vi-VN"/>
               </w:rPr>
@@ -1868,12 +1880,27 @@
           <w:p>
             <w:pPr>
               <w:spacing w:before="60" w:after="60" w:line="26" w:lineRule="atLeast"/>
-            </w:pPr>
-            <w:r>
-              <w:rPr>
-                <w:lang w:val="vi-VN"/>
-              </w:rPr>
-              <w:t>Xây dựng chức năng mã hóa và giải mã bằng JAVA</w:t>
+              <w:rPr>
+                <w:lang w:val="vi-VN"/>
+              </w:rPr>
+            </w:pPr>
+            <w:r>
+              <w:rPr>
+                <w:lang w:val="vi-VN"/>
+              </w:rPr>
+              <w:t xml:space="preserve">Xây dựng chức năng </w:t>
+            </w:r>
+            <w:r>
+              <w:rPr>
+                <w:lang w:val="vi-VN"/>
+              </w:rPr>
+              <w:t>tạo chữ ký và xác thực chữ ký</w:t>
+            </w:r>
+            <w:r>
+              <w:rPr>
+                <w:lang w:val="vi-VN"/>
+              </w:rPr>
+              <w:t xml:space="preserve"> bằng JAVA</w:t>
             </w:r>
           </w:p>
         </w:tc>
@@ -1891,15 +1918,10 @@
               </w:rPr>
             </w:pPr>
             <w:r>
-              <w:t xml:space="preserve">Hoàn </w:t>
-            </w:r>
-            <w:proofErr w:type="spellStart"/>
-            <w:r>
-              <w:t>thành</w:t>
-            </w:r>
-            <w:proofErr w:type="spellEnd"/>
-            <w:r>
-              <w:t xml:space="preserve"> 90%</w:t>
+              <w:rPr>
+                <w:lang w:val="vi-VN"/>
+              </w:rPr>
+              <w:t>Hoàn thành 90%</w:t>
             </w:r>
           </w:p>
         </w:tc>
@@ -1916,6 +1938,12 @@
                 <w:lang w:val="vi-VN"/>
               </w:rPr>
             </w:pPr>
+            <w:r>
+              <w:rPr>
+                <w:lang w:val="vi-VN"/>
+              </w:rPr>
+              <w:t>Kiểm chứng độ chính xác của hàm</w:t>
+            </w:r>
           </w:p>
         </w:tc>
       </w:tr>
@@ -1930,6 +1958,7 @@
           <w:p>
             <w:pPr>
               <w:spacing w:before="60" w:after="60" w:line="26" w:lineRule="atLeast"/>
+              <w:jc w:val="center"/>
               <w:rPr>
                 <w:lang w:val="vi-VN"/>
               </w:rPr>
@@ -1966,15 +1995,17 @@
           <w:p>
             <w:pPr>
               <w:spacing w:before="60" w:after="60" w:line="26" w:lineRule="atLeast"/>
-            </w:pPr>
-            <w:r>
-              <w:rPr>
-                <w:lang w:val="vi-VN"/>
-              </w:rPr>
-              <w:t>Xử lý đầu vào, đầu ra bằng file và lưu khóa trong C+</w:t>
-            </w:r>
-            <w:r>
-              <w:t>+</w:t>
+              <w:rPr>
+                <w:lang w:val="vi-VN"/>
+              </w:rPr>
+            </w:pPr>
+            <w:r>
+              <w:rPr>
+                <w:rFonts w:asciiTheme="majorHAnsi" w:eastAsia="Times New Roman" w:hAnsiTheme="majorHAnsi" w:cstheme="majorHAnsi"/>
+                <w:szCs w:val="26"/>
+                <w:lang w:val="vi-VN" w:eastAsia="vi-VN"/>
+              </w:rPr>
+              <w:t>Phụ trách phần xử lý đầu vào và đầu ra bằng file, xử lý và lưu khóa, các hàm sinh tham số trong code C++</w:t>
             </w:r>
           </w:p>
         </w:tc>
@@ -1992,15 +2023,10 @@
               </w:rPr>
             </w:pPr>
             <w:r>
-              <w:t xml:space="preserve">Hoàn </w:t>
-            </w:r>
-            <w:proofErr w:type="spellStart"/>
-            <w:r>
-              <w:t>thành</w:t>
-            </w:r>
-            <w:proofErr w:type="spellEnd"/>
-            <w:r>
-              <w:t xml:space="preserve"> 90%</w:t>
+              <w:rPr>
+                <w:lang w:val="vi-VN"/>
+              </w:rPr>
+              <w:t>Hoàn thành 90%</w:t>
             </w:r>
           </w:p>
         </w:tc>
@@ -2017,6 +2043,12 @@
                 <w:lang w:val="vi-VN"/>
               </w:rPr>
             </w:pPr>
+            <w:r>
+              <w:rPr>
+                <w:lang w:val="vi-VN"/>
+              </w:rPr>
+              <w:t>Kiểm chứng độ chính xác của hàm</w:t>
+            </w:r>
           </w:p>
         </w:tc>
       </w:tr>
@@ -2031,6 +2063,7 @@
           <w:p>
             <w:pPr>
               <w:spacing w:before="60" w:after="60" w:line="26" w:lineRule="atLeast"/>
+              <w:jc w:val="center"/>
               <w:rPr>
                 <w:lang w:val="vi-VN"/>
               </w:rPr>
@@ -2098,6 +2131,12 @@
                 <w:lang w:val="vi-VN"/>
               </w:rPr>
             </w:pPr>
+            <w:r>
+              <w:rPr>
+                <w:lang w:val="vi-VN"/>
+              </w:rPr>
+              <w:t>Hoàn thành 90%</w:t>
+            </w:r>
           </w:p>
         </w:tc>
         <w:tc>
@@ -2113,6 +2152,12 @@
                 <w:lang w:val="vi-VN"/>
               </w:rPr>
             </w:pPr>
+            <w:r>
+              <w:rPr>
+                <w:lang w:val="vi-VN"/>
+              </w:rPr>
+              <w:t>Không</w:t>
+            </w:r>
           </w:p>
         </w:tc>
       </w:tr>
@@ -2127,6 +2172,7 @@
           <w:p>
             <w:pPr>
               <w:spacing w:before="60" w:after="60" w:line="26" w:lineRule="atLeast"/>
+              <w:jc w:val="center"/>
               <w:rPr>
                 <w:lang w:val="vi-VN"/>
               </w:rPr>
@@ -2188,6 +2234,12 @@
                 <w:lang w:val="vi-VN"/>
               </w:rPr>
             </w:pPr>
+            <w:r>
+              <w:rPr>
+                <w:lang w:val="vi-VN"/>
+              </w:rPr>
+              <w:t>Hoàn thành 90%</w:t>
+            </w:r>
           </w:p>
         </w:tc>
         <w:tc>
@@ -2203,6 +2255,12 @@
                 <w:lang w:val="vi-VN"/>
               </w:rPr>
             </w:pPr>
+            <w:r>
+              <w:rPr>
+                <w:lang w:val="vi-VN"/>
+              </w:rPr>
+              <w:t>Không</w:t>
+            </w:r>
           </w:p>
         </w:tc>
       </w:tr>
@@ -2217,6 +2275,7 @@
           <w:p>
             <w:pPr>
               <w:spacing w:before="60" w:after="60" w:line="26" w:lineRule="atLeast"/>
+              <w:jc w:val="center"/>
               <w:rPr>
                 <w:lang w:val="vi-VN"/>
               </w:rPr>
@@ -2278,6 +2337,12 @@
                 <w:lang w:val="vi-VN"/>
               </w:rPr>
             </w:pPr>
+            <w:r>
+              <w:rPr>
+                <w:lang w:val="vi-VN"/>
+              </w:rPr>
+              <w:t>Hoàn thành 100%</w:t>
+            </w:r>
           </w:p>
         </w:tc>
         <w:tc>
@@ -2293,6 +2358,12 @@
                 <w:lang w:val="vi-VN"/>
               </w:rPr>
             </w:pPr>
+            <w:r>
+              <w:rPr>
+                <w:lang w:val="vi-VN"/>
+              </w:rPr>
+              <w:t>Không</w:t>
+            </w:r>
           </w:p>
         </w:tc>
       </w:tr>
@@ -2307,6 +2378,7 @@
           <w:p>
             <w:pPr>
               <w:spacing w:before="60" w:after="60" w:line="26" w:lineRule="atLeast"/>
+              <w:jc w:val="center"/>
               <w:rPr>
                 <w:lang w:val="vi-VN"/>
               </w:rPr>
@@ -2368,6 +2440,12 @@
                 <w:lang w:val="vi-VN"/>
               </w:rPr>
             </w:pPr>
+            <w:r>
+              <w:rPr>
+                <w:lang w:val="vi-VN"/>
+              </w:rPr>
+              <w:t>Hoàn thành 100%</w:t>
+            </w:r>
           </w:p>
         </w:tc>
         <w:tc>
@@ -2383,6 +2461,12 @@
                 <w:lang w:val="vi-VN"/>
               </w:rPr>
             </w:pPr>
+            <w:r>
+              <w:rPr>
+                <w:lang w:val="vi-VN"/>
+              </w:rPr>
+              <w:t>Không</w:t>
+            </w:r>
           </w:p>
         </w:tc>
       </w:tr>
@@ -2397,6 +2481,7 @@
           <w:p>
             <w:pPr>
               <w:spacing w:before="60" w:after="60" w:line="26" w:lineRule="atLeast"/>
+              <w:jc w:val="center"/>
               <w:rPr>
                 <w:lang w:val="vi-VN"/>
               </w:rPr>
@@ -2458,6 +2543,12 @@
                 <w:lang w:val="vi-VN"/>
               </w:rPr>
             </w:pPr>
+            <w:r>
+              <w:rPr>
+                <w:lang w:val="vi-VN"/>
+              </w:rPr>
+              <w:t>Hoàn thành 100%</w:t>
+            </w:r>
           </w:p>
         </w:tc>
         <w:tc>
@@ -2473,6 +2564,12 @@
                 <w:lang w:val="vi-VN"/>
               </w:rPr>
             </w:pPr>
+            <w:r>
+              <w:rPr>
+                <w:lang w:val="vi-VN"/>
+              </w:rPr>
+              <w:t>Không</w:t>
+            </w:r>
           </w:p>
         </w:tc>
       </w:tr>
@@ -2487,6 +2584,7 @@
           <w:p>
             <w:pPr>
               <w:spacing w:before="60" w:after="60" w:line="26" w:lineRule="atLeast"/>
+              <w:jc w:val="center"/>
               <w:rPr>
                 <w:lang w:val="vi-VN"/>
               </w:rPr>
@@ -2554,6 +2652,12 @@
                 <w:lang w:val="vi-VN"/>
               </w:rPr>
             </w:pPr>
+            <w:r>
+              <w:rPr>
+                <w:lang w:val="vi-VN"/>
+              </w:rPr>
+              <w:t>Hoàn thành 100%</w:t>
+            </w:r>
           </w:p>
         </w:tc>
         <w:tc>
@@ -2569,6 +2673,12 @@
                 <w:lang w:val="vi-VN"/>
               </w:rPr>
             </w:pPr>
+            <w:r>
+              <w:rPr>
+                <w:lang w:val="vi-VN"/>
+              </w:rPr>
+              <w:t>Đánh giá báo cáo của nhóm</w:t>
+            </w:r>
           </w:p>
         </w:tc>
       </w:tr>
@@ -2644,6 +2754,12 @@
                 <w:lang w:val="vi-VN"/>
               </w:rPr>
             </w:pPr>
+            <w:r>
+              <w:rPr>
+                <w:lang w:val="vi-VN"/>
+              </w:rPr>
+              <w:t>Hoàn thành 90%</w:t>
+            </w:r>
           </w:p>
         </w:tc>
         <w:tc>
@@ -2659,6 +2775,12 @@
                 <w:lang w:val="vi-VN"/>
               </w:rPr>
             </w:pPr>
+            <w:r>
+              <w:rPr>
+                <w:lang w:val="vi-VN"/>
+              </w:rPr>
+              <w:t>Không</w:t>
+            </w:r>
           </w:p>
         </w:tc>
       </w:tr>
@@ -2734,6 +2856,12 @@
                 <w:lang w:val="vi-VN"/>
               </w:rPr>
             </w:pPr>
+            <w:r>
+              <w:rPr>
+                <w:lang w:val="vi-VN"/>
+              </w:rPr>
+              <w:t>Hoàn thành 90%</w:t>
+            </w:r>
           </w:p>
         </w:tc>
         <w:tc>
@@ -2749,6 +2877,12 @@
                 <w:lang w:val="vi-VN"/>
               </w:rPr>
             </w:pPr>
+            <w:r>
+              <w:rPr>
+                <w:lang w:val="vi-VN"/>
+              </w:rPr>
+              <w:t>Không</w:t>
+            </w:r>
           </w:p>
         </w:tc>
       </w:tr>
@@ -2824,6 +2958,12 @@
                 <w:lang w:val="vi-VN"/>
               </w:rPr>
             </w:pPr>
+            <w:r>
+              <w:rPr>
+                <w:lang w:val="vi-VN"/>
+              </w:rPr>
+              <w:t>Hoàn thành 90%</w:t>
+            </w:r>
           </w:p>
         </w:tc>
         <w:tc>
@@ -2839,6 +2979,12 @@
                 <w:lang w:val="vi-VN"/>
               </w:rPr>
             </w:pPr>
+            <w:r>
+              <w:rPr>
+                <w:lang w:val="vi-VN"/>
+              </w:rPr>
+              <w:t>Không</w:t>
+            </w:r>
           </w:p>
         </w:tc>
       </w:tr>
@@ -2914,6 +3060,12 @@
                 <w:lang w:val="vi-VN"/>
               </w:rPr>
             </w:pPr>
+            <w:r>
+              <w:rPr>
+                <w:lang w:val="vi-VN"/>
+              </w:rPr>
+              <w:t>Hoàn thành 100%</w:t>
+            </w:r>
           </w:p>
         </w:tc>
         <w:tc>
@@ -2929,13 +3081,99 @@
                 <w:lang w:val="vi-VN"/>
               </w:rPr>
             </w:pPr>
+            <w:r>
+              <w:rPr>
+                <w:lang w:val="vi-VN"/>
+              </w:rPr>
+              <w:t>Không</w:t>
+            </w:r>
           </w:p>
         </w:tc>
       </w:tr>
     </w:tbl>
     <w:p>
       <w:pPr>
+        <w:tabs>
+          <w:tab w:val="center" w:pos="10206"/>
+        </w:tabs>
         <w:spacing w:after="0" w:line="26" w:lineRule="atLeast"/>
+        <w:rPr>
+          <w:rFonts w:asciiTheme="majorHAnsi" w:hAnsiTheme="majorHAnsi" w:cstheme="majorHAnsi"/>
+          <w:szCs w:val="26"/>
+          <w:lang w:val="en-US"/>
+        </w:rPr>
+      </w:pPr>
+    </w:p>
+    <w:p>
+      <w:pPr>
+        <w:tabs>
+          <w:tab w:val="center" w:pos="10206"/>
+        </w:tabs>
+        <w:spacing w:after="0" w:line="26" w:lineRule="atLeast"/>
+        <w:rPr>
+          <w:rFonts w:asciiTheme="majorHAnsi" w:hAnsiTheme="majorHAnsi" w:cstheme="majorHAnsi"/>
+          <w:szCs w:val="26"/>
+        </w:rPr>
+      </w:pPr>
+      <w:r>
+        <w:rPr>
+          <w:rFonts w:asciiTheme="majorHAnsi" w:hAnsiTheme="majorHAnsi" w:cstheme="majorHAnsi"/>
+          <w:szCs w:val="26"/>
+        </w:rPr>
+        <w:tab/>
+        <w:t>Ngày …. tháng …. năm 2026</w:t>
+      </w:r>
+    </w:p>
+    <w:p>
+      <w:pPr>
+        <w:tabs>
+          <w:tab w:val="center" w:pos="10206"/>
+        </w:tabs>
+        <w:spacing w:after="0" w:line="26" w:lineRule="atLeast"/>
+        <w:rPr>
+          <w:rFonts w:asciiTheme="majorHAnsi" w:hAnsiTheme="majorHAnsi" w:cstheme="majorHAnsi"/>
+          <w:szCs w:val="26"/>
+        </w:rPr>
+      </w:pPr>
+      <w:r>
+        <w:rPr>
+          <w:rFonts w:asciiTheme="majorHAnsi" w:hAnsiTheme="majorHAnsi" w:cstheme="majorHAnsi"/>
+          <w:szCs w:val="26"/>
+        </w:rPr>
+        <w:tab/>
+        <w:t>XÁC NHẬN CỦA GIẢNG VIÊN</w:t>
+      </w:r>
+    </w:p>
+    <w:p>
+      <w:pPr>
+        <w:tabs>
+          <w:tab w:val="center" w:pos="10206"/>
+        </w:tabs>
+        <w:spacing w:after="0" w:line="26" w:lineRule="atLeast"/>
+        <w:rPr>
+          <w:rFonts w:asciiTheme="majorHAnsi" w:hAnsiTheme="majorHAnsi" w:cstheme="majorHAnsi"/>
+          <w:szCs w:val="26"/>
+        </w:rPr>
+      </w:pPr>
+      <w:r>
+        <w:rPr>
+          <w:rFonts w:asciiTheme="majorHAnsi" w:hAnsiTheme="majorHAnsi" w:cstheme="majorHAnsi"/>
+          <w:szCs w:val="26"/>
+        </w:rPr>
+        <w:tab/>
+        <w:t>(Ký, ghi rõ họ tên)</w:t>
+      </w:r>
+    </w:p>
+    <w:p>
+      <w:pPr>
+        <w:tabs>
+          <w:tab w:val="center" w:pos="10206"/>
+        </w:tabs>
+        <w:spacing w:after="0" w:line="26" w:lineRule="atLeast"/>
+        <w:rPr>
+          <w:rFonts w:asciiTheme="majorHAnsi" w:hAnsiTheme="majorHAnsi" w:cstheme="majorHAnsi"/>
+          <w:szCs w:val="26"/>
+        </w:rPr>
       </w:pPr>
     </w:p>
     <w:p>
@@ -2959,79 +3197,6 @@
         <w:rPr>
           <w:rFonts w:asciiTheme="majorHAnsi" w:hAnsiTheme="majorHAnsi" w:cstheme="majorHAnsi"/>
           <w:szCs w:val="26"/>
-          <w:lang w:val="vi-VN"/>
-        </w:rPr>
-      </w:pPr>
-      <w:r>
-        <w:rPr>
-          <w:rFonts w:asciiTheme="majorHAnsi" w:hAnsiTheme="majorHAnsi" w:cstheme="majorHAnsi"/>
-          <w:szCs w:val="26"/>
-        </w:rPr>
-        <w:tab/>
-      </w:r>
-      <w:r>
-        <w:rPr>
-          <w:rFonts w:asciiTheme="majorHAnsi" w:hAnsiTheme="majorHAnsi" w:cstheme="majorHAnsi"/>
-          <w:szCs w:val="26"/>
-          <w:lang w:val="vi-VN"/>
-        </w:rPr>
-        <w:t>Ngày …. tháng …. năm 2026</w:t>
-      </w:r>
-    </w:p>
-    <w:p>
-      <w:pPr>
-        <w:tabs>
-          <w:tab w:val="center" w:pos="10206"/>
-        </w:tabs>
-        <w:spacing w:after="0" w:line="26" w:lineRule="atLeast"/>
-        <w:rPr>
-          <w:rFonts w:asciiTheme="majorHAnsi" w:hAnsiTheme="majorHAnsi" w:cstheme="majorHAnsi"/>
-          <w:szCs w:val="26"/>
-          <w:lang w:val="vi-VN"/>
-        </w:rPr>
-      </w:pPr>
-      <w:r>
-        <w:rPr>
-          <w:rFonts w:asciiTheme="majorHAnsi" w:hAnsiTheme="majorHAnsi" w:cstheme="majorHAnsi"/>
-          <w:szCs w:val="26"/>
-          <w:lang w:val="vi-VN"/>
-        </w:rPr>
-        <w:tab/>
-        <w:t>XÁC NHẬN CỦA GIẢNG VIÊN</w:t>
-      </w:r>
-    </w:p>
-    <w:p>
-      <w:pPr>
-        <w:tabs>
-          <w:tab w:val="center" w:pos="10206"/>
-        </w:tabs>
-        <w:spacing w:after="0" w:line="26" w:lineRule="atLeast"/>
-        <w:rPr>
-          <w:rFonts w:asciiTheme="majorHAnsi" w:hAnsiTheme="majorHAnsi" w:cstheme="majorHAnsi"/>
-          <w:szCs w:val="26"/>
-          <w:lang w:val="vi-VN"/>
-        </w:rPr>
-      </w:pPr>
-      <w:r>
-        <w:rPr>
-          <w:rFonts w:asciiTheme="majorHAnsi" w:hAnsiTheme="majorHAnsi" w:cstheme="majorHAnsi"/>
-          <w:szCs w:val="26"/>
-          <w:lang w:val="vi-VN"/>
-        </w:rPr>
-        <w:tab/>
-        <w:t>(Ký, ghi rõ họ tên)</w:t>
-      </w:r>
-    </w:p>
-    <w:p>
-      <w:pPr>
-        <w:tabs>
-          <w:tab w:val="center" w:pos="10206"/>
-        </w:tabs>
-        <w:spacing w:after="0" w:line="26" w:lineRule="atLeast"/>
-        <w:rPr>
-          <w:rFonts w:asciiTheme="majorHAnsi" w:hAnsiTheme="majorHAnsi" w:cstheme="majorHAnsi"/>
-          <w:szCs w:val="26"/>
-          <w:lang w:val="vi-VN"/>
         </w:rPr>
       </w:pPr>
     </w:p>
@@ -3044,40 +3209,12 @@
         <w:rPr>
           <w:rFonts w:asciiTheme="majorHAnsi" w:hAnsiTheme="majorHAnsi" w:cstheme="majorHAnsi"/>
           <w:szCs w:val="26"/>
-          <w:lang w:val="vi-VN"/>
-        </w:rPr>
-      </w:pPr>
-    </w:p>
-    <w:p>
-      <w:pPr>
-        <w:tabs>
-          <w:tab w:val="center" w:pos="10206"/>
-        </w:tabs>
-        <w:spacing w:after="0" w:line="26" w:lineRule="atLeast"/>
-        <w:rPr>
-          <w:rFonts w:asciiTheme="majorHAnsi" w:hAnsiTheme="majorHAnsi" w:cstheme="majorHAnsi"/>
-          <w:szCs w:val="26"/>
-          <w:lang w:val="vi-VN"/>
-        </w:rPr>
-      </w:pPr>
-    </w:p>
-    <w:p>
-      <w:pPr>
-        <w:tabs>
-          <w:tab w:val="center" w:pos="10206"/>
-        </w:tabs>
-        <w:spacing w:after="0" w:line="26" w:lineRule="atLeast"/>
-        <w:rPr>
-          <w:rFonts w:asciiTheme="majorHAnsi" w:hAnsiTheme="majorHAnsi" w:cstheme="majorHAnsi"/>
-          <w:szCs w:val="26"/>
-          <w:lang w:val="vi-VN"/>
         </w:rPr>
       </w:pPr>
       <w:r>
         <w:rPr>
           <w:rFonts w:asciiTheme="majorHAnsi" w:hAnsiTheme="majorHAnsi" w:cstheme="majorHAnsi"/>
           <w:szCs w:val="26"/>
-          <w:lang w:val="vi-VN"/>
         </w:rPr>
         <w:tab/>
         <w:t>Phạm Văn Hiệp</w:t>
@@ -3095,7 +3232,7 @@
     </w:p>
     <w:sectPr>
       <w:pgSz w:w="16838" w:h="11906" w:orient="landscape" w:code="9"/>
-      <w:pgMar w:top="1985" w:right="1418" w:bottom="1134" w:left="1134" w:header="720" w:footer="720" w:gutter="0"/>
+      <w:pgMar w:top="1134" w:right="1134" w:bottom="1134" w:left="1134" w:header="720" w:footer="720" w:gutter="0"/>
       <w:cols w:space="720"/>
       <w:docGrid w:linePitch="360"/>
     </w:sectPr>
@@ -3729,7 +3866,6 @@
       <w:kern w:val="0"/>
       <w:sz w:val="26"/>
       <w:szCs w:val="22"/>
-      <w:lang w:val="en-US"/>
       <w14:ligatures w14:val="none"/>
     </w:rPr>
   </w:style>
@@ -3753,7 +3889,6 @@
       <w:kern w:val="2"/>
       <w:sz w:val="40"/>
       <w:szCs w:val="40"/>
-      <w:lang w:val="vi-VN"/>
       <w14:ligatures w14:val="standardContextual"/>
     </w:rPr>
   </w:style>
@@ -3779,7 +3914,6 @@
       <w:kern w:val="2"/>
       <w:sz w:val="32"/>
       <w:szCs w:val="32"/>
-      <w:lang w:val="vi-VN"/>
       <w14:ligatures w14:val="standardContextual"/>
     </w:rPr>
   </w:style>
@@ -3805,7 +3939,6 @@
       <w:kern w:val="2"/>
       <w:sz w:val="28"/>
       <w:szCs w:val="28"/>
-      <w:lang w:val="vi-VN"/>
       <w14:ligatures w14:val="standardContextual"/>
     </w:rPr>
   </w:style>
@@ -3833,7 +3966,6 @@
       <w:kern w:val="2"/>
       <w:sz w:val="24"/>
       <w:szCs w:val="24"/>
-      <w:lang w:val="vi-VN"/>
       <w14:ligatures w14:val="standardContextual"/>
     </w:rPr>
   </w:style>
@@ -3859,7 +3991,6 @@
       <w:kern w:val="2"/>
       <w:sz w:val="24"/>
       <w:szCs w:val="24"/>
-      <w:lang w:val="vi-VN"/>
       <w14:ligatures w14:val="standardContextual"/>
     </w:rPr>
   </w:style>
@@ -3887,7 +4018,6 @@
       <w:kern w:val="2"/>
       <w:sz w:val="24"/>
       <w:szCs w:val="24"/>
-      <w:lang w:val="vi-VN"/>
       <w14:ligatures w14:val="standardContextual"/>
     </w:rPr>
   </w:style>
@@ -3913,7 +4043,6 @@
       <w:kern w:val="2"/>
       <w:sz w:val="24"/>
       <w:szCs w:val="24"/>
-      <w:lang w:val="vi-VN"/>
       <w14:ligatures w14:val="standardContextual"/>
     </w:rPr>
   </w:style>
@@ -3941,7 +4070,6 @@
       <w:kern w:val="2"/>
       <w:sz w:val="24"/>
       <w:szCs w:val="24"/>
-      <w:lang w:val="vi-VN"/>
       <w14:ligatures w14:val="standardContextual"/>
     </w:rPr>
   </w:style>
@@ -3967,7 +4095,6 @@
       <w:kern w:val="2"/>
       <w:sz w:val="24"/>
       <w:szCs w:val="24"/>
-      <w:lang w:val="vi-VN"/>
       <w14:ligatures w14:val="standardContextual"/>
     </w:rPr>
   </w:style>
@@ -4135,7 +4262,6 @@
       <w:kern w:val="28"/>
       <w:sz w:val="56"/>
       <w:szCs w:val="56"/>
-      <w:lang w:val="vi-VN"/>
       <w14:ligatures w14:val="standardContextual"/>
     </w:rPr>
   </w:style>
@@ -4174,7 +4300,6 @@
       <w:kern w:val="2"/>
       <w:sz w:val="28"/>
       <w:szCs w:val="28"/>
-      <w:lang w:val="vi-VN"/>
       <w14:ligatures w14:val="standardContextual"/>
     </w:rPr>
   </w:style>
@@ -4212,7 +4337,6 @@
       <w:kern w:val="2"/>
       <w:sz w:val="24"/>
       <w:szCs w:val="24"/>
-      <w:lang w:val="vi-VN"/>
       <w14:ligatures w14:val="standardContextual"/>
     </w:rPr>
   </w:style>
@@ -4244,7 +4368,6 @@
       <w:kern w:val="2"/>
       <w:sz w:val="24"/>
       <w:szCs w:val="24"/>
-      <w:lang w:val="vi-VN"/>
       <w14:ligatures w14:val="standardContextual"/>
     </w:rPr>
   </w:style>
@@ -4285,7 +4408,6 @@
       <w:kern w:val="2"/>
       <w:sz w:val="24"/>
       <w:szCs w:val="24"/>
-      <w:lang w:val="vi-VN"/>
       <w14:ligatures w14:val="standardContextual"/>
     </w:rPr>
   </w:style>
